--- a/CV Pablo Prior Molina Sp.docx
+++ b/CV Pablo Prior Molina Sp.docx
@@ -19,7 +19,7 @@
       </w:tblGrid>
       <w:tr>
         <w:trPr>
-          <w:trHeight w:val="2336"/>
+          <w:trHeight w:val="1769"/>
         </w:trPr>
         <w:tc>
           <w:tcPr>
@@ -31,66 +31,10 @@
               <w:tabs>
                 <w:tab w:val="left" w:pos="990"/>
               </w:tabs>
-              <w:jc w:val="center"/>
-              <w:rPr>
-                <w:noProof/>
+              <w:rPr>
                 <w:u w:val="single"/>
               </w:rPr>
             </w:pPr>
-            <w:r>
-              <w:rPr>
-                <w:noProof/>
-                <w:u w:val="single"/>
-              </w:rPr>
-              <w:drawing>
-                <wp:inline distT="0" distB="0" distL="0" distR="0" wp14:anchorId="1F811376" wp14:editId="00C532C2">
-                  <wp:extent cx="1158121" cy="1699260"/>
-                  <wp:effectExtent l="0" t="0" r="4445" b="0"/>
-                  <wp:docPr id="1258285604" name="Imagen 1"/>
-                  <wp:cNvGraphicFramePr>
-                    <a:graphicFrameLocks xmlns:a="http://schemas.openxmlformats.org/drawingml/2006/main" noChangeAspect="1"/>
-                  </wp:cNvGraphicFramePr>
-                  <a:graphic xmlns:a="http://schemas.openxmlformats.org/drawingml/2006/main">
-                    <a:graphicData uri="http://schemas.openxmlformats.org/drawingml/2006/picture">
-                      <pic:pic xmlns:pic="http://schemas.openxmlformats.org/drawingml/2006/picture">
-                        <pic:nvPicPr>
-                          <pic:cNvPr id="1258285604" name="Imagen 1258285604"/>
-                          <pic:cNvPicPr/>
-                        </pic:nvPicPr>
-                        <pic:blipFill rotWithShape="1">
-                          <a:blip r:embed="rId10">
-                            <a:extLst>
-                              <a:ext uri="{28A0092B-C50C-407E-A947-70E740481C1C}">
-                                <a14:useLocalDpi xmlns:a14="http://schemas.microsoft.com/office/drawing/2010/main" val="0"/>
-                              </a:ext>
-                            </a:extLst>
-                          </a:blip>
-                          <a:srcRect b="2549"/>
-                          <a:stretch/>
-                        </pic:blipFill>
-                        <pic:spPr bwMode="auto">
-                          <a:xfrm>
-                            <a:off x="0" y="0"/>
-                            <a:ext cx="1165126" cy="1709538"/>
-                          </a:xfrm>
-                          <a:prstGeom prst="rect">
-                            <a:avLst/>
-                          </a:prstGeom>
-                          <a:ln>
-                            <a:noFill/>
-                          </a:ln>
-                          <a:extLst>
-                            <a:ext uri="{53640926-AAD7-44D8-BBD7-CCE9431645EC}">
-                              <a14:shadowObscured xmlns:a14="http://schemas.microsoft.com/office/drawing/2010/main"/>
-                            </a:ext>
-                          </a:extLst>
-                        </pic:spPr>
-                      </pic:pic>
-                    </a:graphicData>
-                  </a:graphic>
-                </wp:inline>
-              </w:drawing>
-            </w:r>
           </w:p>
         </w:tc>
         <w:tc>
@@ -103,7 +47,6 @@
                 <w:tab w:val="left" w:pos="990"/>
               </w:tabs>
               <w:rPr>
-                <w:noProof/>
                 <w:sz w:val="86"/>
                 <w:szCs w:val="86"/>
               </w:rPr>
@@ -119,36 +62,30 @@
             <w:pPr>
               <w:pStyle w:val="Ttulo"/>
               <w:rPr>
-                <w:noProof/>
+                <w:sz w:val="76"/>
+                <w:lang w:bidi="es-ES"/>
+              </w:rPr>
+            </w:pPr>
+            <w:r>
+              <w:rPr>
+                <w:sz w:val="76"/>
+                <w:lang w:bidi="es-ES"/>
+              </w:rPr>
+              <w:t>PABLO</w:t>
+            </w:r>
+          </w:p>
+          <w:p>
+            <w:pPr>
+              <w:pStyle w:val="Ttulo"/>
+              <w:rPr>
                 <w:sz w:val="86"/>
                 <w:szCs w:val="86"/>
-                <w:lang w:bidi="es-ES"/>
-              </w:rPr>
-            </w:pPr>
-            <w:r>
-              <w:rPr>
-                <w:noProof/>
-                <w:sz w:val="86"/>
-                <w:szCs w:val="86"/>
-                <w:lang w:bidi="es-ES"/>
-              </w:rPr>
-              <w:t>PABLO</w:t>
-            </w:r>
-          </w:p>
-          <w:p>
-            <w:pPr>
-              <w:pStyle w:val="Ttulo"/>
-              <w:rPr>
-                <w:noProof/>
-                <w:sz w:val="86"/>
-                <w:szCs w:val="86"/>
-              </w:rPr>
-            </w:pPr>
-            <w:r>
-              <w:rPr>
-                <w:noProof/>
-                <w:sz w:val="86"/>
-                <w:szCs w:val="86"/>
+                <w:u w:val="single"/>
+              </w:rPr>
+            </w:pPr>
+            <w:r>
+              <w:rPr>
+                <w:sz w:val="76"/>
                 <w:lang w:bidi="es-ES"/>
               </w:rPr>
               <w:t>PRIOR MOLINA</w:t>
@@ -164,241 +101,242 @@
           <w:p>
             <w:pPr>
               <w:pStyle w:val="Ttulo3"/>
-              <w:rPr>
-                <w:noProof/>
-                <w:lang w:val="en-US"/>
-              </w:rPr>
-            </w:pPr>
-            <w:r>
-              <w:rPr>
-                <w:noProof/>
-                <w:lang w:val="en-US"/>
-              </w:rPr>
-              <w:t>ABOUT ME</w:t>
+            </w:pPr>
+            <w:r>
+              <w:t>SOBRE MÍ</w:t>
             </w:r>
           </w:p>
           <w:p>
             <w:pPr>
               <w:jc w:val="both"/>
               <w:rPr>
-                <w:noProof/>
-                <w:lang w:val="en-US"/>
-              </w:rPr>
-            </w:pPr>
-            <w:r>
-              <w:rPr>
-                <w:noProof/>
-                <w:lang w:val="en-US" w:bidi="es-ES"/>
-              </w:rPr>
-              <w:t xml:space="preserve">Senior student in </w:t>
-            </w:r>
-            <w:r>
-              <w:rPr>
-                <w:b/>
-                <w:bCs/>
-                <w:noProof/>
-                <w:lang w:val="en-US" w:bidi="es-ES"/>
-              </w:rPr>
-              <w:t>Videogame Design and Development Engineering</w:t>
-            </w:r>
-            <w:r>
-              <w:rPr>
-                <w:noProof/>
-                <w:lang w:val="en-US" w:bidi="es-ES"/>
-              </w:rPr>
-              <w:t xml:space="preserve"> </w:t>
-            </w:r>
-            <w:r>
-              <w:rPr>
-                <w:noProof/>
-                <w:lang w:val="en-US" w:bidi="es-ES"/>
-              </w:rPr>
-              <w:t xml:space="preserve">with a strong foundation in </w:t>
-            </w:r>
-            <w:r>
-              <w:rPr>
-                <w:b/>
-                <w:bCs/>
-                <w:noProof/>
-                <w:lang w:val="en-US" w:bidi="es-ES"/>
-              </w:rPr>
-              <w:t>Software Engineering</w:t>
-            </w:r>
-            <w:r>
-              <w:rPr>
-                <w:noProof/>
-                <w:lang w:val="en-US" w:bidi="es-ES"/>
-              </w:rPr>
-              <w:t xml:space="preserve"> and</w:t>
-            </w:r>
-            <w:r>
-              <w:rPr>
-                <w:noProof/>
-                <w:lang w:val="en-US" w:bidi="es-ES"/>
-              </w:rPr>
-              <w:t xml:space="preserve"> a passion for creating </w:t>
-            </w:r>
-            <w:r>
-              <w:rPr>
-                <w:b/>
-                <w:bCs/>
-                <w:noProof/>
-                <w:lang w:val="en-US" w:bidi="es-ES"/>
-              </w:rPr>
-              <w:t>interactive experiences</w:t>
-            </w:r>
-            <w:r>
-              <w:rPr>
-                <w:noProof/>
-                <w:lang w:val="en-US" w:bidi="es-ES"/>
-              </w:rPr>
-              <w:t xml:space="preserve"> and skills in </w:t>
-            </w:r>
-            <w:r>
-              <w:rPr>
-                <w:b/>
-                <w:bCs/>
-                <w:noProof/>
-                <w:lang w:val="en-US" w:bidi="es-ES"/>
-              </w:rPr>
-              <w:t>programming</w:t>
-            </w:r>
-            <w:r>
-              <w:rPr>
-                <w:noProof/>
-                <w:lang w:val="en-US" w:bidi="es-ES"/>
-              </w:rPr>
-              <w:t xml:space="preserve"> and </w:t>
-            </w:r>
-            <w:r>
-              <w:rPr>
-                <w:b/>
-                <w:bCs/>
-                <w:noProof/>
-                <w:lang w:val="en-US" w:bidi="es-ES"/>
-              </w:rPr>
-              <w:t>teamwork</w:t>
-            </w:r>
-            <w:r>
-              <w:rPr>
-                <w:noProof/>
-                <w:lang w:val="en-US" w:bidi="es-ES"/>
-              </w:rPr>
-              <w:t xml:space="preserve">. I excel in creative problem-solving and user-focused project development, with a strong attention to detail and dedication to bringing ideas to life. My goal is to create games that are not only entertaining but also offer a </w:t>
-            </w:r>
-            <w:r>
-              <w:rPr>
-                <w:b/>
-                <w:bCs/>
-                <w:noProof/>
-                <w:lang w:val="en-US" w:bidi="es-ES"/>
-              </w:rPr>
-              <w:t>meaningful experience</w:t>
-            </w:r>
-            <w:r>
-              <w:rPr>
-                <w:noProof/>
-                <w:lang w:val="en-US" w:bidi="es-ES"/>
-              </w:rPr>
-              <w:t xml:space="preserve">. I am eager to apply my knowledge and </w:t>
-            </w:r>
-            <w:r>
-              <w:rPr>
-                <w:b/>
-                <w:bCs/>
-                <w:noProof/>
-                <w:lang w:val="en-US" w:bidi="es-ES"/>
-              </w:rPr>
-              <w:t>technical skills</w:t>
-            </w:r>
-            <w:r>
-              <w:rPr>
-                <w:noProof/>
-                <w:lang w:val="en-US" w:bidi="es-ES"/>
-              </w:rPr>
-              <w:t xml:space="preserve"> to contribute in an innovative and challenging environment.</w:t>
-            </w:r>
-          </w:p>
-          <w:p>
-            <w:pPr>
-              <w:rPr>
-                <w:noProof/>
-                <w:lang w:val="en-US"/>
-              </w:rPr>
-            </w:pPr>
+                <w:lang w:bidi="es-ES"/>
+              </w:rPr>
+            </w:pPr>
+            <w:r>
+              <w:rPr>
+                <w:b/>
+                <w:bCs/>
+                <w:lang w:bidi="es-ES"/>
+              </w:rPr>
+              <w:t>Ingeniero en Desarrollo de Software y Videojuegos</w:t>
+            </w:r>
+            <w:r>
+              <w:rPr>
+                <w:lang w:bidi="es-ES"/>
+              </w:rPr>
+              <w:t xml:space="preserve">, apasionado por la creación de </w:t>
+            </w:r>
+            <w:r>
+              <w:rPr>
+                <w:b/>
+                <w:bCs/>
+                <w:lang w:bidi="es-ES"/>
+              </w:rPr>
+              <w:t>experiencias interactivas</w:t>
+            </w:r>
+            <w:r>
+              <w:rPr>
+                <w:lang w:bidi="es-ES"/>
+              </w:rPr>
+              <w:t xml:space="preserve"> y con habilidades en </w:t>
+            </w:r>
+            <w:r>
+              <w:rPr>
+                <w:b/>
+                <w:bCs/>
+                <w:lang w:bidi="es-ES"/>
+              </w:rPr>
+              <w:t>programación</w:t>
+            </w:r>
+            <w:r>
+              <w:rPr>
+                <w:lang w:bidi="es-ES"/>
+              </w:rPr>
+              <w:t xml:space="preserve"> y </w:t>
+            </w:r>
+            <w:r>
+              <w:rPr>
+                <w:b/>
+                <w:bCs/>
+                <w:lang w:bidi="es-ES"/>
+              </w:rPr>
+              <w:t>trabajo en equipo</w:t>
+            </w:r>
+            <w:r>
+              <w:rPr>
+                <w:lang w:bidi="es-ES"/>
+              </w:rPr>
+              <w:t xml:space="preserve">. Me entusiasma desarrollar soluciones de software </w:t>
+            </w:r>
+            <w:r>
+              <w:rPr>
+                <w:b/>
+                <w:bCs/>
+                <w:lang w:bidi="es-ES"/>
+              </w:rPr>
+              <w:t>sólidas</w:t>
+            </w:r>
+            <w:r>
+              <w:rPr>
+                <w:lang w:bidi="es-ES"/>
+              </w:rPr>
+              <w:t xml:space="preserve"> y centradas en el </w:t>
+            </w:r>
+            <w:r>
+              <w:rPr>
+                <w:b/>
+                <w:bCs/>
+                <w:lang w:bidi="es-ES"/>
+              </w:rPr>
+              <w:t>usuario</w:t>
+            </w:r>
+            <w:r>
+              <w:rPr>
+                <w:lang w:bidi="es-ES"/>
+              </w:rPr>
+              <w:t xml:space="preserve">, combinando la competencia técnica con la </w:t>
+            </w:r>
+            <w:r>
+              <w:rPr>
+                <w:b/>
+                <w:bCs/>
+                <w:lang w:bidi="es-ES"/>
+              </w:rPr>
+              <w:t>creatividad</w:t>
+            </w:r>
+            <w:r>
+              <w:rPr>
+                <w:lang w:bidi="es-ES"/>
+              </w:rPr>
+              <w:t>.</w:t>
+            </w:r>
+          </w:p>
+          <w:p>
+            <w:pPr>
+              <w:jc w:val="both"/>
+              <w:rPr>
+                <w:lang w:bidi="es-ES"/>
+              </w:rPr>
+            </w:pPr>
+            <w:r>
+              <w:rPr>
+                <w:lang w:bidi="es-ES"/>
+              </w:rPr>
+              <w:t xml:space="preserve">Mi experiencia en el desarrollo de videojuegos ha fortalecido mis habilidades en </w:t>
+            </w:r>
+            <w:r>
+              <w:rPr>
+                <w:b/>
+                <w:bCs/>
+                <w:lang w:bidi="es-ES"/>
+              </w:rPr>
+              <w:t>programación</w:t>
+            </w:r>
+            <w:r>
+              <w:rPr>
+                <w:lang w:bidi="es-ES"/>
+              </w:rPr>
+              <w:t xml:space="preserve">, </w:t>
+            </w:r>
+            <w:r>
+              <w:rPr>
+                <w:b/>
+                <w:bCs/>
+                <w:lang w:bidi="es-ES"/>
+              </w:rPr>
+              <w:t>resolución de problemas</w:t>
+            </w:r>
+            <w:r>
+              <w:rPr>
+                <w:lang w:bidi="es-ES"/>
+              </w:rPr>
+              <w:t xml:space="preserve"> y </w:t>
+            </w:r>
+            <w:r>
+              <w:rPr>
+                <w:b/>
+                <w:bCs/>
+                <w:lang w:bidi="es-ES"/>
+              </w:rPr>
+              <w:t>trabajo colaborativo</w:t>
+            </w:r>
+            <w:r>
+              <w:rPr>
+                <w:lang w:bidi="es-ES"/>
+              </w:rPr>
+              <w:t>, además de afinar mi atención al detalle y mi pensamiento de diseño iterativo.</w:t>
+            </w:r>
+          </w:p>
+          <w:p>
+            <w:pPr>
+              <w:jc w:val="both"/>
+              <w:rPr>
+                <w:lang w:bidi="es-ES"/>
+              </w:rPr>
+            </w:pPr>
+            <w:r>
+              <w:rPr>
+                <w:lang w:bidi="es-ES"/>
+              </w:rPr>
+              <w:t xml:space="preserve">Aspiro a contribuir en proyectos de software </w:t>
+            </w:r>
+            <w:r>
+              <w:rPr>
+                <w:b/>
+                <w:bCs/>
+                <w:lang w:bidi="es-ES"/>
+              </w:rPr>
+              <w:t>innovadores</w:t>
+            </w:r>
+            <w:r>
+              <w:rPr>
+                <w:lang w:bidi="es-ES"/>
+              </w:rPr>
+              <w:t>. Estoy motivado por aplicar mis conocimientos y seguir creciendo en un entorno dinámico y orientado a la tecnología.</w:t>
+            </w:r>
           </w:p>
           <w:p>
             <w:pPr>
               <w:pStyle w:val="Ttulo3"/>
-              <w:rPr>
-                <w:noProof/>
-                <w:lang w:val="en-US"/>
-              </w:rPr>
-            </w:pPr>
-            <w:r>
-              <w:rPr>
-                <w:noProof/>
-                <w:lang w:val="en-US"/>
-              </w:rPr>
+            </w:pPr>
+            <w:r>
               <w:t>CONTACT</w:t>
             </w:r>
-          </w:p>
-          <w:p>
-            <w:pPr>
-              <w:rPr>
-                <w:noProof/>
-                <w:lang w:val="en-US"/>
-              </w:rPr>
-            </w:pPr>
-            <w:r>
-              <w:rPr>
-                <w:noProof/>
-                <w:lang w:val="en-US"/>
-              </w:rPr>
-              <w:t>PHONE:</w:t>
-            </w:r>
-          </w:p>
-          <w:p>
-            <w:pPr>
-              <w:rPr>
-                <w:noProof/>
-                <w:lang w:val="en-US"/>
-              </w:rPr>
-            </w:pPr>
-            <w:r>
-              <w:rPr>
-                <w:noProof/>
-                <w:lang w:val="en-US" w:bidi="es-ES"/>
+            <w:r>
+              <w:t>O</w:t>
+            </w:r>
+          </w:p>
+          <w:p>
+            <w:r>
+              <w:t>T</w:t>
+            </w:r>
+            <w:r>
+              <w:t>ELÉFONO</w:t>
+            </w:r>
+            <w:r>
+              <w:t>:</w:t>
+            </w:r>
+          </w:p>
+          <w:p>
+            <w:r>
+              <w:rPr>
+                <w:lang w:bidi="es-ES"/>
               </w:rPr>
               <w:t xml:space="preserve">+34 </w:t>
             </w:r>
             <w:r>
               <w:rPr>
-                <w:noProof/>
-                <w:lang w:val="en-US" w:bidi="es-ES"/>
+                <w:lang w:bidi="es-ES"/>
               </w:rPr>
               <w:t>639026895</w:t>
             </w:r>
           </w:p>
-          <w:p>
-            <w:pPr>
-              <w:rPr>
-                <w:noProof/>
-                <w:lang w:val="en-US"/>
-              </w:rPr>
-            </w:pPr>
-          </w:p>
-          <w:p>
-            <w:pPr>
-              <w:rPr>
-                <w:noProof/>
-                <w:lang w:val="en-US"/>
-              </w:rPr>
-            </w:pPr>
-            <w:r>
-              <w:rPr>
-                <w:noProof/>
-                <w:lang w:val="en-US" w:bidi="es-ES"/>
+          <w:p/>
+          <w:p>
+            <w:r>
+              <w:rPr>
+                <w:lang w:bidi="es-ES"/>
               </w:rPr>
               <w:t>LINKEDIN:</w:t>
             </w:r>
@@ -406,57 +344,36 @@
           <w:p>
             <w:pPr>
               <w:rPr>
-                <w:noProof/>
-                <w:lang w:val="en-US" w:bidi="es-ES"/>
-              </w:rPr>
-            </w:pPr>
-            <w:hyperlink r:id="rId11" w:history="1">
+                <w:lang w:bidi="es-ES"/>
+              </w:rPr>
+            </w:pPr>
+            <w:hyperlink r:id="rId10" w:history="1">
               <w:r>
                 <w:rPr>
                   <w:rStyle w:val="Hipervnculo"/>
-                  <w:noProof/>
-                  <w:lang w:val="en-US" w:bidi="es-ES"/>
+                  <w:lang w:bidi="es-ES"/>
                 </w:rPr>
                 <w:t>linkedin/pablopriormolina</w:t>
               </w:r>
             </w:hyperlink>
           </w:p>
-          <w:p>
-            <w:pPr>
-              <w:rPr>
-                <w:noProof/>
-                <w:lang w:val="en-US"/>
-              </w:rPr>
-            </w:pPr>
-          </w:p>
-          <w:p>
-            <w:pPr>
-              <w:rPr>
-                <w:noProof/>
-                <w:lang w:val="en-US"/>
-              </w:rPr>
-            </w:pPr>
-            <w:r>
-              <w:rPr>
-                <w:noProof/>
-                <w:lang w:val="en-US"/>
-              </w:rPr>
+          <w:p/>
+          <w:p>
+            <w:r>
               <w:t>E-MAIL:</w:t>
             </w:r>
           </w:p>
           <w:p>
             <w:pPr>
               <w:rPr>
-                <w:noProof/>
-                <w:lang w:val="en-US" w:bidi="es-ES"/>
-              </w:rPr>
-            </w:pPr>
-            <w:hyperlink r:id="rId12" w:tgtFrame="_blank" w:history="1">
+                <w:lang w:bidi="es-ES"/>
+              </w:rPr>
+            </w:pPr>
+            <w:hyperlink r:id="rId11" w:tgtFrame="_blank" w:history="1">
               <w:r>
                 <w:rPr>
                   <w:rStyle w:val="Hipervnculo"/>
-                  <w:noProof/>
-                  <w:lang w:val="en-US" w:bidi="es-ES"/>
+                  <w:lang w:bidi="es-ES"/>
                 </w:rPr>
                 <w:t>pabloprior2107@gmail.com</w:t>
               </w:r>
@@ -465,20 +382,19 @@
           <w:p>
             <w:pPr>
               <w:rPr>
-                <w:noProof/>
-                <w:lang w:val="en-US" w:bidi="es-ES"/>
-              </w:rPr>
-            </w:pPr>
-          </w:p>
-          <w:p>
-            <w:pPr>
-              <w:rPr>
-                <w:lang w:val="en-US" w:bidi="es-ES"/>
-              </w:rPr>
-            </w:pPr>
-            <w:r>
-              <w:rPr>
-                <w:lang w:val="en-US" w:bidi="es-ES"/>
+                <w:lang w:bidi="es-ES"/>
+              </w:rPr>
+            </w:pPr>
+          </w:p>
+          <w:p>
+            <w:pPr>
+              <w:rPr>
+                <w:lang w:bidi="es-ES"/>
+              </w:rPr>
+            </w:pPr>
+            <w:r>
+              <w:rPr>
+                <w:lang w:bidi="es-ES"/>
               </w:rPr>
               <w:t>PORTFOLIO:</w:t>
             </w:r>
@@ -487,192 +403,248 @@
             <w:pPr>
               <w:rPr>
                 <w:rStyle w:val="Hipervnculo"/>
-                <w:noProof/>
-                <w:lang w:val="en-US"/>
-              </w:rPr>
-            </w:pPr>
-            <w:hyperlink r:id="rId13" w:history="1">
+                <w:color w:val="auto"/>
+                <w:u w:val="none"/>
+              </w:rPr>
+            </w:pPr>
+            <w:hyperlink r:id="rId12" w:history="1">
               <w:r>
                 <w:rPr>
                   <w:rStyle w:val="Hipervnculo"/>
-                  <w:lang w:val="en-US" w:bidi="es-ES"/>
+                  <w:lang w:bidi="es-ES"/>
                 </w:rPr>
                 <w:t>pabloprior.github.io/</w:t>
               </w:r>
             </w:hyperlink>
             <w:r>
               <w:rPr>
+                <w:lang w:bidi="es-ES"/>
+              </w:rPr>
+              <w:br/>
+            </w:r>
+          </w:p>
+          <w:p>
+            <w:pPr>
+              <w:pStyle w:val="Ttulo3"/>
+              <w:rPr>
+                <w:lang w:bidi="es-ES"/>
+              </w:rPr>
+            </w:pPr>
+            <w:r>
+              <w:rPr>
+                <w:lang w:bidi="es-ES"/>
+              </w:rPr>
+              <w:t>CERTIFICA</w:t>
+            </w:r>
+            <w:r>
+              <w:rPr>
+                <w:lang w:bidi="es-ES"/>
+              </w:rPr>
+              <w:t>dos</w:t>
+            </w:r>
+          </w:p>
+          <w:p>
+            <w:pPr>
+              <w:rPr>
+                <w:b/>
+                <w:bCs/>
+                <w:u w:val="single"/>
+                <w:lang w:bidi="es-ES"/>
+              </w:rPr>
+            </w:pPr>
+            <w:r>
+              <w:rPr>
+                <w:b/>
+                <w:bCs/>
+                <w:lang w:bidi="es-ES"/>
+              </w:rPr>
+              <w:t>AZ-900: Microsoft Azure Fundamentals</w:t>
+            </w:r>
+          </w:p>
+          <w:p>
+            <w:pPr>
+              <w:rPr>
                 <w:lang w:val="en-US" w:bidi="es-ES"/>
               </w:rPr>
-              <w:br/>
+            </w:pPr>
+            <w:r>
+              <w:rPr>
+                <w:lang w:val="en-US" w:bidi="es-ES"/>
+              </w:rPr>
+              <w:t>Microsoft</w:t>
+            </w:r>
+          </w:p>
+          <w:p>
+            <w:pPr>
+              <w:rPr>
+                <w:lang w:val="en-US" w:bidi="es-ES"/>
+              </w:rPr>
+            </w:pPr>
+          </w:p>
+          <w:p>
+            <w:pPr>
+              <w:rPr>
+                <w:b/>
+                <w:bCs/>
+                <w:u w:val="single"/>
+                <w:lang w:val="en-US" w:bidi="es-ES"/>
+              </w:rPr>
+            </w:pPr>
+            <w:r>
+              <w:rPr>
+                <w:b/>
+                <w:bCs/>
+                <w:lang w:val="en-US" w:bidi="es-ES"/>
+              </w:rPr>
+              <w:t>B2 International Certif</w:t>
+            </w:r>
+            <w:r>
+              <w:rPr>
+                <w:b/>
+                <w:bCs/>
+                <w:lang w:val="en-US" w:bidi="es-ES"/>
+              </w:rPr>
+              <w:t>i</w:t>
+            </w:r>
+            <w:r>
+              <w:rPr>
+                <w:b/>
+                <w:bCs/>
+                <w:lang w:val="en-US" w:bidi="es-ES"/>
+              </w:rPr>
+              <w:t>cate</w:t>
+            </w:r>
+          </w:p>
+          <w:p>
+            <w:pPr>
+              <w:rPr>
+                <w:lang w:val="en-US" w:bidi="es-ES"/>
+              </w:rPr>
+            </w:pPr>
+            <w:r>
+              <w:rPr>
+                <w:lang w:val="en-US" w:bidi="es-ES"/>
+              </w:rPr>
+              <w:t>Aptis ESOL British Council</w:t>
             </w:r>
           </w:p>
           <w:p>
             <w:pPr>
               <w:pStyle w:val="Ttulo3"/>
-              <w:rPr>
-                <w:noProof/>
-                <w:lang w:val="en-US"/>
-              </w:rPr>
-            </w:pPr>
-            <w:r>
-              <w:rPr>
-                <w:noProof/>
-                <w:lang w:val="en-US" w:bidi="es-ES"/>
-              </w:rPr>
-              <w:t>ACTIVITIES AND HOBBIES</w:t>
-            </w:r>
-          </w:p>
-          <w:p>
-            <w:pPr>
-              <w:rPr>
-                <w:noProof/>
-                <w:lang w:val="en-US"/>
-              </w:rPr>
-            </w:pPr>
-            <w:r>
-              <w:rPr>
-                <w:noProof/>
-                <w:lang w:val="en-US" w:bidi="es-ES"/>
-              </w:rPr>
-              <w:t>Gaming</w:t>
-            </w:r>
-          </w:p>
-          <w:p>
-            <w:pPr>
-              <w:rPr>
-                <w:noProof/>
-                <w:lang w:val="en-US" w:bidi="es-ES"/>
-              </w:rPr>
-            </w:pPr>
-            <w:r>
-              <w:rPr>
-                <w:noProof/>
-                <w:lang w:val="en-US" w:bidi="es-ES"/>
-              </w:rPr>
-              <w:t>Sports</w:t>
-            </w:r>
-          </w:p>
-          <w:p>
-            <w:pPr>
-              <w:rPr>
-                <w:noProof/>
-                <w:lang w:val="en-US"/>
-              </w:rPr>
-            </w:pPr>
-            <w:r>
-              <w:rPr>
-                <w:noProof/>
-                <w:lang w:val="en-US"/>
-              </w:rPr>
-              <w:t>Cinema Enthusiast</w:t>
-            </w:r>
-          </w:p>
-          <w:p>
-            <w:pPr>
-              <w:rPr>
-                <w:noProof/>
-                <w:lang w:val="en-US" w:bidi="es-ES"/>
-              </w:rPr>
-            </w:pPr>
-            <w:r>
-              <w:rPr>
-                <w:noProof/>
-                <w:lang w:val="en-US"/>
-              </w:rPr>
-              <w:t>Socializing</w:t>
+            </w:pPr>
+            <w:r>
+              <w:rPr>
+                <w:lang w:bidi="es-ES"/>
+              </w:rPr>
+              <w:t>idiomas</w:t>
+            </w:r>
+          </w:p>
+          <w:p>
+            <w:pPr>
+              <w:rPr>
+                <w:lang w:bidi="es-ES"/>
+              </w:rPr>
+            </w:pPr>
+            <w:r>
+              <w:rPr>
+                <w:lang w:bidi="es-ES"/>
+              </w:rPr>
+              <w:t>Español</w:t>
+            </w:r>
+            <w:r>
+              <w:rPr>
+                <w:lang w:bidi="es-ES"/>
+              </w:rPr>
+              <w:t xml:space="preserve"> – Nativ</w:t>
+            </w:r>
+            <w:r>
+              <w:rPr>
+                <w:lang w:bidi="es-ES"/>
+              </w:rPr>
+              <w:t>o</w:t>
+            </w:r>
+          </w:p>
+          <w:p>
+            <w:pPr>
+              <w:rPr>
+                <w:lang w:bidi="es-ES"/>
+              </w:rPr>
+            </w:pPr>
+            <w:r>
+              <w:rPr>
+                <w:lang w:bidi="es-ES"/>
+              </w:rPr>
+              <w:t>Inglés</w:t>
+            </w:r>
+            <w:r>
+              <w:rPr>
+                <w:lang w:bidi="es-ES"/>
+              </w:rPr>
+              <w:t xml:space="preserve"> </w:t>
+            </w:r>
+            <w:r>
+              <w:rPr>
+                <w:lang w:bidi="es-ES"/>
+              </w:rPr>
+              <w:t>–</w:t>
+            </w:r>
+            <w:r>
+              <w:rPr>
+                <w:lang w:bidi="es-ES"/>
+              </w:rPr>
+              <w:t xml:space="preserve"> Flu</w:t>
+            </w:r>
+            <w:r>
+              <w:rPr>
+                <w:lang w:bidi="es-ES"/>
+              </w:rPr>
+              <w:t>ido</w:t>
             </w:r>
           </w:p>
           <w:p>
             <w:pPr>
               <w:pStyle w:val="Ttulo3"/>
-              <w:rPr>
-                <w:noProof/>
-                <w:lang w:val="en-US"/>
-              </w:rPr>
-            </w:pPr>
-            <w:r>
-              <w:rPr>
-                <w:noProof/>
-                <w:lang w:val="en-US" w:bidi="es-ES"/>
-              </w:rPr>
-              <w:t>LANGUAGES</w:t>
-            </w:r>
-          </w:p>
-          <w:p>
-            <w:pPr>
-              <w:rPr>
-                <w:noProof/>
-                <w:lang w:val="en-US" w:bidi="es-ES"/>
-              </w:rPr>
-            </w:pPr>
-            <w:r>
-              <w:rPr>
-                <w:noProof/>
-                <w:lang w:val="en-US" w:bidi="es-ES"/>
-              </w:rPr>
-              <w:t>Spanish – Native</w:t>
-            </w:r>
-          </w:p>
-          <w:p>
-            <w:pPr>
-              <w:rPr>
-                <w:noProof/>
-                <w:lang w:val="en-US"/>
-              </w:rPr>
-            </w:pPr>
-            <w:r>
-              <w:rPr>
-                <w:noProof/>
-                <w:lang w:val="en-US" w:bidi="es-ES"/>
-              </w:rPr>
-              <w:t>English - Fl</w:t>
-            </w:r>
-            <w:r>
-              <w:rPr>
-                <w:noProof/>
-                <w:lang w:val="en-US" w:bidi="es-ES"/>
-              </w:rPr>
-              <w:t>uent</w:t>
-            </w:r>
-          </w:p>
-          <w:p>
-            <w:pPr>
-              <w:rPr>
-                <w:noProof/>
-                <w:lang w:val="en-US" w:bidi="es-ES"/>
-              </w:rPr>
-            </w:pPr>
-          </w:p>
-          <w:p>
-            <w:pPr>
-              <w:rPr>
-                <w:noProof/>
-                <w:lang w:val="en-US" w:bidi="es-ES"/>
-              </w:rPr>
-            </w:pPr>
-          </w:p>
-          <w:p>
-            <w:pPr>
-              <w:rPr>
-                <w:noProof/>
-                <w:lang w:val="en-US" w:bidi="es-ES"/>
-              </w:rPr>
-            </w:pPr>
-          </w:p>
-          <w:p>
-            <w:pPr>
-              <w:rPr>
-                <w:rFonts w:asciiTheme="majorHAnsi" w:eastAsiaTheme="majorEastAsia" w:hAnsiTheme="majorHAnsi" w:cstheme="majorBidi"/>
-                <w:b/>
-                <w:caps/>
-                <w:noProof/>
-                <w:color w:val="548AB7" w:themeColor="accent1" w:themeShade="BF"/>
-                <w:sz w:val="22"/>
-                <w:szCs w:val="24"/>
-                <w:lang w:val="en-US" w:bidi="es-ES"/>
-              </w:rPr>
-            </w:pPr>
+            </w:pPr>
+            <w:r>
+              <w:rPr>
+                <w:lang w:bidi="es-ES"/>
+              </w:rPr>
+              <w:t>ACTIVIDADES Y AFICIONES</w:t>
+            </w:r>
+          </w:p>
+          <w:p>
+            <w:r>
+              <w:rPr>
+                <w:lang w:bidi="es-ES"/>
+              </w:rPr>
+              <w:t>Videojuegos</w:t>
+            </w:r>
+          </w:p>
+          <w:p>
+            <w:pPr>
+              <w:rPr>
+                <w:lang w:bidi="es-ES"/>
+              </w:rPr>
+            </w:pPr>
+            <w:r>
+              <w:rPr>
+                <w:lang w:bidi="es-ES"/>
+              </w:rPr>
+              <w:t>Deporte</w:t>
+            </w:r>
+          </w:p>
+          <w:p>
+            <w:r>
+              <w:t>Cine</w:t>
+            </w:r>
+          </w:p>
+          <w:p>
+            <w:r>
+              <w:t>Socializ</w:t>
+            </w:r>
+            <w:r>
+              <w:t>ar</w:t>
+            </w:r>
           </w:p>
         </w:tc>
         <w:tc>
@@ -684,10 +656,6 @@
               <w:tabs>
                 <w:tab w:val="left" w:pos="990"/>
               </w:tabs>
-              <w:rPr>
-                <w:noProof/>
-                <w:lang w:val="en-US"/>
-              </w:rPr>
             </w:pPr>
           </w:p>
         </w:tc>
@@ -698,113 +666,175 @@
           <w:p>
             <w:pPr>
               <w:pStyle w:val="Ttulo2"/>
-              <w:rPr>
-                <w:noProof/>
-                <w:lang w:val="en-US"/>
-              </w:rPr>
-            </w:pPr>
-            <w:r>
-              <w:rPr>
-                <w:noProof/>
-                <w:lang w:val="en-US"/>
-              </w:rPr>
-              <w:t>RELEVANT PROJECTS</w:t>
-            </w:r>
-          </w:p>
-          <w:p>
-            <w:pPr>
-              <w:rPr>
-                <w:b/>
-                <w:bCs/>
-                <w:noProof/>
-                <w:lang w:val="en-US"/>
-              </w:rPr>
-            </w:pPr>
-            <w:r>
-              <w:rPr>
-                <w:b/>
-                <w:bCs/>
-                <w:noProof/>
-                <w:lang w:val="en-US"/>
+            </w:pPr>
+            <w:r>
+              <w:t>PROYECTOS RELEVANTES</w:t>
+            </w:r>
+          </w:p>
+          <w:p>
+            <w:pPr>
+              <w:rPr>
+                <w:b/>
+                <w:bCs/>
+              </w:rPr>
+            </w:pPr>
+            <w:r>
+              <w:rPr>
+                <w:b/>
+                <w:bCs/>
+              </w:rPr>
+              <w:t>NEXTLANE SPAIN, S.L.</w:t>
+            </w:r>
+          </w:p>
+          <w:p>
+            <w:r>
+              <w:t>202</w:t>
+            </w:r>
+            <w:r>
+              <w:t>5</w:t>
+            </w:r>
+          </w:p>
+          <w:p>
+            <w:pPr>
+              <w:jc w:val="both"/>
+            </w:pPr>
+            <w:r>
+              <w:t xml:space="preserve">Desarrollo de software. Diseño, desarrollo y despliegue de soluciones de software utilizando </w:t>
+            </w:r>
+            <w:r>
+              <w:rPr>
+                <w:b/>
+                <w:bCs/>
+              </w:rPr>
+              <w:t>C#</w:t>
+            </w:r>
+            <w:r>
+              <w:t xml:space="preserve"> y </w:t>
+            </w:r>
+            <w:r>
+              <w:rPr>
+                <w:b/>
+                <w:bCs/>
+              </w:rPr>
+              <w:t>.NET</w:t>
+            </w:r>
+            <w:r>
+              <w:t xml:space="preserve"> en </w:t>
+            </w:r>
+            <w:r>
+              <w:rPr>
+                <w:b/>
+                <w:bCs/>
+              </w:rPr>
+              <w:t>AWS</w:t>
+            </w:r>
+            <w:r>
+              <w:t>.</w:t>
+            </w:r>
+          </w:p>
+          <w:p>
+            <w:pPr>
+              <w:jc w:val="both"/>
+            </w:pPr>
+          </w:p>
+          <w:p>
+            <w:pPr>
+              <w:jc w:val="both"/>
+              <w:rPr>
+                <w:b/>
+                <w:bCs/>
+              </w:rPr>
+            </w:pPr>
+            <w:r>
+              <w:rPr>
+                <w:b/>
+                <w:bCs/>
+              </w:rPr>
+              <w:t>Trabajo Fin de Grado</w:t>
+            </w:r>
+          </w:p>
+          <w:p>
+            <w:pPr>
+              <w:jc w:val="both"/>
+            </w:pPr>
+            <w:r>
+              <w:t>Optimización y evaluación de modelos de clasificación para detección de trampas en videojuegos multijugador online</w:t>
+            </w:r>
+            <w:r>
+              <w:t>.</w:t>
+            </w:r>
+          </w:p>
+          <w:p>
+            <w:pPr>
+              <w:jc w:val="both"/>
+            </w:pPr>
+            <w:hyperlink r:id="rId13" w:history="1">
+              <w:r>
+                <w:rPr>
+                  <w:rStyle w:val="Hipervnculo"/>
+                </w:rPr>
+                <w:t>Link</w:t>
+              </w:r>
+            </w:hyperlink>
+          </w:p>
+          <w:p/>
+          <w:p>
+            <w:pPr>
+              <w:rPr>
+                <w:b/>
+                <w:bCs/>
+              </w:rPr>
+            </w:pPr>
+            <w:r>
+              <w:rPr>
+                <w:b/>
+                <w:bCs/>
               </w:rPr>
               <w:t>The Shop Next Door</w:t>
             </w:r>
           </w:p>
           <w:p>
-            <w:pPr>
-              <w:rPr>
-                <w:noProof/>
-                <w:lang w:val="en-US"/>
-              </w:rPr>
-            </w:pPr>
-            <w:r>
-              <w:rPr>
-                <w:noProof/>
-                <w:lang w:val="en-US"/>
-              </w:rPr>
-              <w:t>2024-</w:t>
-            </w:r>
-            <w:r>
-              <w:rPr>
-                <w:noProof/>
-                <w:lang w:val="en-US"/>
-              </w:rPr>
-              <w:t>2025</w:t>
+            <w:r>
+              <w:t>2024</w:t>
+            </w:r>
+            <w:r>
+              <w:t>-2025</w:t>
             </w:r>
           </w:p>
           <w:p>
             <w:pPr>
               <w:jc w:val="both"/>
-              <w:rPr>
-                <w:noProof/>
-                <w:lang w:val="en-US"/>
-              </w:rPr>
-            </w:pPr>
-            <w:r>
-              <w:rPr>
-                <w:noProof/>
-                <w:lang w:val="en-US"/>
-              </w:rPr>
-              <w:t>Responsible for multiplayer implementation with Netcode, database creation and management, and technical aspects of game mechanics</w:t>
-            </w:r>
-            <w:r>
-              <w:rPr>
-                <w:noProof/>
-                <w:lang w:val="en-US"/>
-              </w:rPr>
-              <w:t>.</w:t>
-            </w:r>
-          </w:p>
-          <w:p>
-            <w:pPr>
-              <w:rPr>
-                <w:noProof/>
-                <w:lang w:val="en-US"/>
-              </w:rPr>
-            </w:pPr>
+            </w:pPr>
+            <w:r>
+              <w:t xml:space="preserve">Responsable de la implementación multijugador con </w:t>
+            </w:r>
+            <w:r>
+              <w:rPr>
+                <w:b/>
+                <w:bCs/>
+              </w:rPr>
+              <w:t>Netcode</w:t>
+            </w:r>
+            <w:r>
+              <w:t>, la creación y gestión de bases de datos y los aspectos técnicos de las mecánicas del juego.</w:t>
+            </w:r>
           </w:p>
           <w:p>
             <w:pPr>
               <w:rPr>
                 <w:rStyle w:val="Hipervnculo"/>
-                <w:noProof/>
-                <w:lang w:val="en-US"/>
               </w:rPr>
             </w:pPr>
             <w:hyperlink r:id="rId14" w:history="1">
               <w:r>
                 <w:rPr>
                   <w:rStyle w:val="Hipervnculo"/>
-                  <w:noProof/>
-                  <w:lang w:val="en-US"/>
                 </w:rPr>
                 <w:t xml:space="preserve">Play </w:t>
               </w:r>
               <w:r>
                 <w:rPr>
                   <w:rStyle w:val="Hipervnculo"/>
-                  <w:noProof/>
-                  <w:lang w:val="en-US"/>
                 </w:rPr>
                 <w:t>Game</w:t>
               </w:r>
@@ -812,18 +842,9 @@
           </w:p>
           <w:p>
             <w:pPr>
-              <w:rPr>
-                <w:noProof/>
-                <w:lang w:val="en-US"/>
-              </w:rPr>
-            </w:pPr>
-          </w:p>
-          <w:p>
-            <w:pPr>
               <w:pStyle w:val="Ttulo4"/>
               <w:rPr>
-                <w:noProof/>
-                <w:lang w:val="en-US" w:bidi="es-ES"/>
+                <w:lang w:bidi="es-ES"/>
               </w:rPr>
             </w:pPr>
           </w:p>
@@ -832,85 +853,46 @@
               <w:pStyle w:val="Ttulo4"/>
               <w:rPr>
                 <w:bCs/>
-                <w:noProof/>
-                <w:lang w:val="en-US"/>
-              </w:rPr>
-            </w:pPr>
-            <w:r>
-              <w:rPr>
-                <w:noProof/>
-                <w:lang w:val="en-US" w:bidi="es-ES"/>
+              </w:rPr>
+            </w:pPr>
+            <w:r>
+              <w:rPr>
+                <w:lang w:bidi="es-ES"/>
               </w:rPr>
               <w:t xml:space="preserve">Decor Dilemma </w:t>
             </w:r>
           </w:p>
           <w:p>
-            <w:pPr>
-              <w:rPr>
-                <w:noProof/>
-                <w:lang w:val="en-US"/>
-              </w:rPr>
-            </w:pPr>
-            <w:r>
-              <w:rPr>
-                <w:noProof/>
-                <w:lang w:val="en-US"/>
-              </w:rPr>
-              <w:t>202</w:t>
-            </w:r>
-            <w:r>
-              <w:rPr>
-                <w:noProof/>
-                <w:lang w:val="en-US"/>
-              </w:rPr>
-              <w:t>4</w:t>
-            </w:r>
-          </w:p>
-          <w:p>
-            <w:pPr>
-              <w:jc w:val="both"/>
-              <w:rPr>
-                <w:noProof/>
-                <w:lang w:val="en-US"/>
-              </w:rPr>
-            </w:pPr>
-            <w:r>
-              <w:rPr>
-                <w:noProof/>
-                <w:lang w:val="en-US"/>
-              </w:rPr>
-              <w:t>Responsible for mechanics development, VR adaptability, and technical aspects of VR</w:t>
-            </w:r>
-            <w:r>
-              <w:rPr>
-                <w:noProof/>
-                <w:lang w:val="en-US"/>
-              </w:rPr>
-              <w:t>.</w:t>
-            </w:r>
-          </w:p>
-          <w:p>
-            <w:pPr>
-              <w:rPr>
-                <w:noProof/>
-                <w:lang w:val="en-US"/>
-              </w:rPr>
-            </w:pPr>
-          </w:p>
-          <w:p>
-            <w:pPr>
-              <w:rPr>
-                <w:rStyle w:val="Hipervnculo"/>
-                <w:noProof/>
-                <w:lang w:val="en-US"/>
+            <w:r>
+              <w:t>2024</w:t>
+            </w:r>
+          </w:p>
+          <w:p>
+            <w:r>
+              <w:t xml:space="preserve">Responsable del desarrollo de mecánicas, la adaptación a </w:t>
+            </w:r>
+            <w:r>
+              <w:rPr>
+                <w:b/>
+                <w:bCs/>
+              </w:rPr>
+              <w:t>realidad virtual (VR)</w:t>
+            </w:r>
+            <w:r>
+              <w:t xml:space="preserve"> y los aspectos técnicos del entorno VR.</w:t>
+            </w:r>
+          </w:p>
+          <w:p>
+            <w:pPr>
+              <w:rPr>
+                <w:color w:val="B85A22" w:themeColor="accent2" w:themeShade="BF"/>
+                <w:u w:val="single"/>
               </w:rPr>
             </w:pPr>
             <w:hyperlink r:id="rId15" w:history="1">
               <w:r>
                 <w:rPr>
                   <w:rStyle w:val="Hipervnculo"/>
-                  <w:noProof/>
-                  <w:lang w:val="en-US"/>
                 </w:rPr>
                 <w:t>Play Game</w:t>
               </w:r>
@@ -918,262 +900,182 @@
           </w:p>
           <w:p>
             <w:pPr>
-              <w:rPr>
-                <w:noProof/>
-                <w:lang w:val="en-US"/>
-              </w:rPr>
-            </w:pPr>
-          </w:p>
-          <w:p>
-            <w:pPr>
               <w:pStyle w:val="Ttulo2"/>
-              <w:rPr>
-                <w:noProof/>
-                <w:lang w:val="en-US"/>
-              </w:rPr>
-            </w:pPr>
-            <w:r>
-              <w:rPr>
-                <w:noProof/>
-                <w:lang w:val="en-US"/>
-              </w:rPr>
-              <w:t>EDUCATION</w:t>
-            </w:r>
-          </w:p>
-          <w:p>
-            <w:pPr>
-              <w:rPr>
-                <w:b/>
-                <w:noProof/>
-                <w:lang w:val="en-US" w:bidi="es-ES"/>
-              </w:rPr>
-            </w:pPr>
-            <w:r>
-              <w:rPr>
-                <w:b/>
-                <w:noProof/>
-                <w:lang w:val="en-US" w:bidi="es-ES"/>
-              </w:rPr>
-              <w:t xml:space="preserve">Videogame </w:t>
-            </w:r>
-            <w:r>
-              <w:rPr>
-                <w:b/>
-                <w:noProof/>
-                <w:lang w:val="en-US" w:bidi="es-ES"/>
-              </w:rPr>
-              <w:t>Design and Development</w:t>
-            </w:r>
-            <w:r>
-              <w:rPr>
-                <w:b/>
-                <w:noProof/>
-                <w:lang w:val="en-US" w:bidi="es-ES"/>
-              </w:rPr>
-              <w:t xml:space="preserve"> E</w:t>
-            </w:r>
-            <w:r>
-              <w:rPr>
-                <w:b/>
-                <w:noProof/>
-                <w:lang w:val="en-US" w:bidi="es-ES"/>
-              </w:rPr>
-              <w:t>ngineering</w:t>
-            </w:r>
-            <w:r>
-              <w:rPr>
-                <w:b/>
-                <w:noProof/>
-                <w:lang w:val="en-US" w:bidi="es-ES"/>
-              </w:rPr>
-              <w:t xml:space="preserve"> studies</w:t>
-            </w:r>
-          </w:p>
-          <w:p>
-            <w:pPr>
-              <w:rPr>
-                <w:noProof/>
-                <w:lang w:val="en-US" w:bidi="es-ES"/>
-              </w:rPr>
-            </w:pPr>
-            <w:r>
-              <w:rPr>
-                <w:noProof/>
-                <w:lang w:val="en-US" w:bidi="es-ES"/>
-              </w:rPr>
-              <w:t>2021-Present</w:t>
-            </w:r>
-          </w:p>
-          <w:p>
-            <w:pPr>
-              <w:rPr>
-                <w:noProof/>
-                <w:lang w:val="en-US" w:bidi="es-ES"/>
-              </w:rPr>
-            </w:pPr>
-            <w:r>
-              <w:rPr>
-                <w:noProof/>
-                <w:lang w:val="en-US" w:bidi="es-ES"/>
-              </w:rPr>
-              <w:t>King</w:t>
-            </w:r>
-            <w:r>
-              <w:rPr>
-                <w:noProof/>
-                <w:lang w:val="en-US" w:bidi="es-ES"/>
-              </w:rPr>
-              <w:t xml:space="preserve"> Juan Carlos University</w:t>
-            </w:r>
-          </w:p>
-          <w:p>
-            <w:pPr>
-              <w:rPr>
-                <w:noProof/>
-                <w:lang w:val="en-US" w:bidi="es-ES"/>
-              </w:rPr>
-            </w:pPr>
-          </w:p>
-          <w:p>
-            <w:pPr>
-              <w:rPr>
-                <w:b/>
-                <w:bCs/>
-                <w:noProof/>
-                <w:u w:val="single"/>
-                <w:lang w:val="en-US" w:bidi="es-ES"/>
-              </w:rPr>
-            </w:pPr>
-            <w:r>
-              <w:rPr>
-                <w:b/>
-                <w:bCs/>
-                <w:noProof/>
-                <w:lang w:val="en-US" w:bidi="es-ES"/>
-              </w:rPr>
-              <w:t>B2 International Certifcate</w:t>
-            </w:r>
-          </w:p>
-          <w:p>
-            <w:pPr>
-              <w:rPr>
-                <w:noProof/>
-                <w:lang w:val="en-US" w:bidi="es-ES"/>
-              </w:rPr>
-            </w:pPr>
-            <w:r>
-              <w:rPr>
-                <w:noProof/>
-                <w:lang w:val="en-US" w:bidi="es-ES"/>
-              </w:rPr>
-              <w:t>Aptis ESOL British Council</w:t>
-            </w:r>
-          </w:p>
-          <w:p>
-            <w:pPr>
-              <w:rPr>
-                <w:noProof/>
-                <w:lang w:val="en-US" w:bidi="es-ES"/>
-              </w:rPr>
-            </w:pPr>
-          </w:p>
-          <w:p>
-            <w:pPr>
-              <w:rPr>
-                <w:b/>
-                <w:noProof/>
-                <w:lang w:val="en-US" w:bidi="es-ES"/>
-              </w:rPr>
-            </w:pPr>
-            <w:r>
-              <w:rPr>
-                <w:b/>
-                <w:noProof/>
-                <w:lang w:val="en-US" w:bidi="es-ES"/>
-              </w:rPr>
-              <w:t>Software E</w:t>
-            </w:r>
-            <w:r>
-              <w:rPr>
-                <w:b/>
-                <w:noProof/>
-                <w:lang w:val="en-US" w:bidi="es-ES"/>
-              </w:rPr>
-              <w:t>ngineering</w:t>
-            </w:r>
-            <w:r>
-              <w:rPr>
-                <w:b/>
-                <w:noProof/>
-                <w:lang w:val="en-US" w:bidi="es-ES"/>
-              </w:rPr>
-              <w:t xml:space="preserve"> studies</w:t>
-            </w:r>
-          </w:p>
-          <w:p>
-            <w:pPr>
-              <w:rPr>
-                <w:noProof/>
-                <w:lang w:val="en-US" w:bidi="es-ES"/>
-              </w:rPr>
-            </w:pPr>
-            <w:r>
-              <w:rPr>
-                <w:noProof/>
-                <w:lang w:val="en-US" w:bidi="es-ES"/>
-              </w:rPr>
-              <w:t>20</w:t>
-            </w:r>
-            <w:r>
-              <w:rPr>
-                <w:noProof/>
-                <w:lang w:val="en-US" w:bidi="es-ES"/>
-              </w:rPr>
-              <w:t>19</w:t>
-            </w:r>
-            <w:r>
-              <w:rPr>
-                <w:noProof/>
-                <w:lang w:val="en-US" w:bidi="es-ES"/>
-              </w:rPr>
-              <w:t>-</w:t>
-            </w:r>
-            <w:r>
-              <w:rPr>
-                <w:noProof/>
-                <w:lang w:val="en-US" w:bidi="es-ES"/>
-              </w:rPr>
-              <w:t>2021</w:t>
-            </w:r>
-          </w:p>
-          <w:p>
-            <w:pPr>
-              <w:rPr>
-                <w:noProof/>
-                <w:lang w:val="en-US" w:bidi="es-ES"/>
-              </w:rPr>
-            </w:pPr>
-            <w:r>
-              <w:rPr>
-                <w:noProof/>
-                <w:lang w:val="en-US" w:bidi="es-ES"/>
-              </w:rPr>
-              <w:t>King</w:t>
-            </w:r>
-            <w:r>
-              <w:rPr>
-                <w:noProof/>
-                <w:lang w:val="en-US" w:bidi="es-ES"/>
-              </w:rPr>
-              <w:t xml:space="preserve"> Juan Carlos University</w:t>
+            </w:pPr>
+            <w:r>
+              <w:t>EDUCA</w:t>
+            </w:r>
+            <w:r>
+              <w:t>c</w:t>
+            </w:r>
+            <w:r>
+              <w:t>I</w:t>
+            </w:r>
+            <w:r>
+              <w:t>ó</w:t>
+            </w:r>
+            <w:r>
+              <w:t>N</w:t>
+            </w:r>
+          </w:p>
+          <w:p>
+            <w:pPr>
+              <w:rPr>
+                <w:b/>
+                <w:lang w:bidi="es-ES"/>
+              </w:rPr>
+            </w:pPr>
+            <w:r>
+              <w:rPr>
+                <w:b/>
+                <w:lang w:bidi="es-ES"/>
+              </w:rPr>
+              <w:t>Máster en Ingeniería en Inteligencia Artificial</w:t>
+            </w:r>
+          </w:p>
+          <w:p>
+            <w:pPr>
+              <w:rPr>
+                <w:bCs/>
+                <w:lang w:bidi="es-ES"/>
+              </w:rPr>
+            </w:pPr>
+            <w:r>
+              <w:rPr>
+                <w:bCs/>
+                <w:lang w:bidi="es-ES"/>
+              </w:rPr>
+              <w:t>2025–Actualidad</w:t>
+            </w:r>
+          </w:p>
+          <w:p>
+            <w:pPr>
+              <w:rPr>
+                <w:bCs/>
+                <w:lang w:bidi="es-ES"/>
+              </w:rPr>
+            </w:pPr>
+            <w:r>
+              <w:rPr>
+                <w:bCs/>
+                <w:lang w:bidi="es-ES"/>
+              </w:rPr>
+              <w:t>Universidad Internacional de La Rioja</w:t>
+            </w:r>
+          </w:p>
+          <w:p>
+            <w:pPr>
+              <w:rPr>
+                <w:b/>
+                <w:lang w:bidi="es-ES"/>
+              </w:rPr>
+            </w:pPr>
+          </w:p>
+          <w:p>
+            <w:pPr>
+              <w:rPr>
+                <w:b/>
+                <w:lang w:bidi="es-ES"/>
+              </w:rPr>
+            </w:pPr>
+            <w:r>
+              <w:rPr>
+                <w:b/>
+                <w:lang w:bidi="es-ES"/>
+              </w:rPr>
+              <w:t>Grado en Ingeniería de Diseño y Desarrollo de Videojuegos</w:t>
+            </w:r>
+          </w:p>
+          <w:p>
+            <w:pPr>
+              <w:rPr>
+                <w:bCs/>
+                <w:lang w:bidi="es-ES"/>
+              </w:rPr>
+            </w:pPr>
+            <w:r>
+              <w:rPr>
+                <w:bCs/>
+                <w:lang w:bidi="es-ES"/>
+              </w:rPr>
+              <w:t>2021–2025</w:t>
+            </w:r>
+          </w:p>
+          <w:p>
+            <w:pPr>
+              <w:rPr>
+                <w:bCs/>
+                <w:lang w:bidi="es-ES"/>
+              </w:rPr>
+            </w:pPr>
+            <w:r>
+              <w:rPr>
+                <w:bCs/>
+                <w:lang w:bidi="es-ES"/>
+              </w:rPr>
+              <w:t>Universidad Rey Juan Carlos</w:t>
+            </w:r>
+          </w:p>
+          <w:p>
+            <w:pPr>
+              <w:rPr>
+                <w:b/>
+                <w:lang w:bidi="es-ES"/>
+              </w:rPr>
+            </w:pPr>
+          </w:p>
+          <w:p>
+            <w:pPr>
+              <w:rPr>
+                <w:b/>
+                <w:lang w:bidi="es-ES"/>
+              </w:rPr>
+            </w:pPr>
+            <w:r>
+              <w:rPr>
+                <w:b/>
+                <w:lang w:bidi="es-ES"/>
+              </w:rPr>
+              <w:t>Grado en Ingeniería del Software</w:t>
+            </w:r>
+          </w:p>
+          <w:p>
+            <w:pPr>
+              <w:rPr>
+                <w:bCs/>
+                <w:lang w:bidi="es-ES"/>
+              </w:rPr>
+            </w:pPr>
+            <w:r>
+              <w:rPr>
+                <w:bCs/>
+                <w:lang w:bidi="es-ES"/>
+              </w:rPr>
+              <w:t>2019–2021</w:t>
             </w:r>
           </w:p>
           <w:p>
             <w:pPr>
               <w:pStyle w:val="Ttulo4"/>
               <w:rPr>
-                <w:noProof/>
-                <w:lang w:val="en-US" w:bidi="es-ES"/>
+                <w:b w:val="0"/>
+                <w:bCs/>
+                <w:lang w:bidi="es-ES"/>
+              </w:rPr>
+            </w:pPr>
+            <w:r>
+              <w:rPr>
+                <w:b w:val="0"/>
+                <w:bCs/>
+                <w:lang w:bidi="es-ES"/>
+              </w:rPr>
+              <w:t>Universidad Rey Juan Carlos</w:t>
+            </w:r>
+          </w:p>
+          <w:p>
+            <w:pPr>
+              <w:rPr>
+                <w:lang w:bidi="es-ES"/>
               </w:rPr>
             </w:pPr>
           </w:p>
@@ -1181,622 +1083,545 @@
             <w:pPr>
               <w:pStyle w:val="Ttulo4"/>
               <w:rPr>
-                <w:noProof/>
-                <w:lang w:val="en-US" w:bidi="es-ES"/>
-              </w:rPr>
-            </w:pPr>
-            <w:r>
-              <w:rPr>
-                <w:noProof/>
-                <w:lang w:val="en-US" w:bidi="es-ES"/>
-              </w:rPr>
-              <w:t>Graduate in Technological Baccalaureate/High School</w:t>
+                <w:lang w:bidi="es-ES"/>
+              </w:rPr>
+            </w:pPr>
+            <w:r>
+              <w:rPr>
+                <w:lang w:bidi="es-ES"/>
+              </w:rPr>
+              <w:t>Bachillerato Tecnológico</w:t>
             </w:r>
           </w:p>
           <w:p>
             <w:pPr>
               <w:pStyle w:val="Fecha"/>
               <w:rPr>
-                <w:noProof/>
-                <w:lang w:val="en-US" w:bidi="es-ES"/>
-              </w:rPr>
-            </w:pPr>
-            <w:r>
-              <w:rPr>
-                <w:noProof/>
-                <w:lang w:val="en-US" w:bidi="es-ES"/>
-              </w:rPr>
-              <w:t>2019</w:t>
-            </w:r>
-          </w:p>
-          <w:p>
-            <w:pPr>
-              <w:rPr>
-                <w:lang w:val="en-US" w:bidi="es-ES"/>
-              </w:rPr>
-            </w:pPr>
-            <w:r>
-              <w:rPr>
-                <w:lang w:val="en-US" w:bidi="es-ES"/>
-              </w:rPr>
-              <w:t>Salesianos School</w:t>
-            </w:r>
-          </w:p>
-          <w:p>
-            <w:pPr>
-              <w:rPr>
-                <w:noProof/>
-                <w:lang w:val="en-US"/>
-              </w:rPr>
-            </w:pPr>
+                <w:lang w:bidi="es-ES"/>
+              </w:rPr>
+            </w:pPr>
+            <w:r>
+              <w:rPr>
+                <w:lang w:bidi="es-ES"/>
+              </w:rPr>
+              <w:t>201</w:t>
+            </w:r>
+            <w:r>
+              <w:rPr>
+                <w:lang w:bidi="es-ES"/>
+              </w:rPr>
+              <w:t>7-2019</w:t>
+            </w:r>
+          </w:p>
+          <w:p>
+            <w:pPr>
+              <w:rPr>
+                <w:lang w:bidi="es-ES"/>
+              </w:rPr>
+            </w:pPr>
+            <w:r>
+              <w:rPr>
+                <w:lang w:bidi="es-ES"/>
+              </w:rPr>
+              <w:t>Colegio Sal</w:t>
+            </w:r>
+            <w:r>
+              <w:rPr>
+                <w:lang w:bidi="es-ES"/>
+              </w:rPr>
+              <w:t>esianos</w:t>
+            </w:r>
           </w:p>
           <w:p>
             <w:pPr>
               <w:pStyle w:val="Ttulo2"/>
-              <w:rPr>
-                <w:noProof/>
-                <w:lang w:val="en-US"/>
-              </w:rPr>
-            </w:pPr>
-            <w:r>
-              <w:rPr>
-                <w:noProof/>
-                <w:lang w:val="en-US" w:bidi="es-ES"/>
-              </w:rPr>
-              <w:t xml:space="preserve">KEY </w:t>
-            </w:r>
-            <w:r>
-              <w:rPr>
-                <w:noProof/>
-                <w:lang w:val="en-US" w:bidi="es-ES"/>
-              </w:rPr>
-              <w:t>SKILLS</w:t>
+            </w:pPr>
+            <w:r>
+              <w:rPr>
+                <w:lang w:bidi="es-ES"/>
+              </w:rPr>
+              <w:t>HABILIDADES CLAVE</w:t>
             </w:r>
           </w:p>
           <w:p>
             <w:pPr>
               <w:pStyle w:val="Listaconvietas"/>
-              <w:jc w:val="both"/>
-              <w:rPr>
-                <w:noProof/>
-                <w:sz w:val="18"/>
-                <w:szCs w:val="18"/>
-                <w:lang w:bidi="es-ES"/>
-              </w:rPr>
-            </w:pPr>
-            <w:r>
-              <w:rPr>
-                <w:noProof/>
-                <w:sz w:val="18"/>
-                <w:szCs w:val="18"/>
-                <w:lang w:bidi="es-ES"/>
-              </w:rPr>
-              <w:t>Proficiency in Development Tools</w:t>
+              <w:rPr>
+                <w:sz w:val="18"/>
+                <w:szCs w:val="18"/>
+                <w:lang w:bidi="es-ES"/>
+              </w:rPr>
+            </w:pPr>
+            <w:r>
+              <w:rPr>
+                <w:sz w:val="18"/>
+                <w:szCs w:val="18"/>
+                <w:lang w:bidi="es-ES"/>
+              </w:rPr>
+              <w:t xml:space="preserve">Programación en </w:t>
+            </w:r>
+            <w:r>
+              <w:rPr>
+                <w:b/>
+                <w:bCs/>
+                <w:sz w:val="18"/>
+                <w:szCs w:val="18"/>
+                <w:lang w:bidi="es-ES"/>
+              </w:rPr>
+              <w:t xml:space="preserve">C++, C#, Java </w:t>
+            </w:r>
+            <w:r>
+              <w:rPr>
+                <w:sz w:val="18"/>
+                <w:szCs w:val="18"/>
+                <w:lang w:bidi="es-ES"/>
+              </w:rPr>
+              <w:t>y</w:t>
+            </w:r>
+            <w:r>
+              <w:rPr>
+                <w:b/>
+                <w:bCs/>
+                <w:sz w:val="18"/>
+                <w:szCs w:val="18"/>
+                <w:lang w:bidi="es-ES"/>
+              </w:rPr>
+              <w:t xml:space="preserve"> Python</w:t>
             </w:r>
           </w:p>
           <w:p>
             <w:pPr>
               <w:pStyle w:val="Listaconvietas"/>
-              <w:jc w:val="both"/>
-              <w:rPr>
-                <w:noProof/>
-                <w:sz w:val="18"/>
-                <w:szCs w:val="18"/>
-                <w:lang w:val="en-US" w:bidi="es-ES"/>
-              </w:rPr>
-            </w:pPr>
-            <w:r>
-              <w:rPr>
-                <w:noProof/>
-                <w:sz w:val="18"/>
-                <w:szCs w:val="18"/>
-                <w:lang w:val="en-US" w:bidi="es-ES"/>
-              </w:rPr>
-              <w:t xml:space="preserve">Programming Skills in </w:t>
-            </w:r>
-            <w:r>
-              <w:rPr>
-                <w:b/>
-                <w:bCs/>
-                <w:noProof/>
-                <w:sz w:val="18"/>
-                <w:szCs w:val="18"/>
-                <w:lang w:val="en-US" w:bidi="es-ES"/>
-              </w:rPr>
-              <w:t>C++</w:t>
-            </w:r>
-            <w:r>
-              <w:rPr>
-                <w:b/>
-                <w:bCs/>
-                <w:noProof/>
-                <w:sz w:val="18"/>
-                <w:szCs w:val="18"/>
-                <w:lang w:val="en-US" w:bidi="es-ES"/>
+              <w:rPr>
+                <w:sz w:val="18"/>
+                <w:szCs w:val="18"/>
+                <w:lang w:bidi="es-ES"/>
+              </w:rPr>
+            </w:pPr>
+            <w:r>
+              <w:rPr>
+                <w:sz w:val="18"/>
+                <w:szCs w:val="18"/>
+                <w:lang w:bidi="es-ES"/>
+              </w:rPr>
+              <w:t xml:space="preserve">Experiencia con </w:t>
+            </w:r>
+            <w:r>
+              <w:rPr>
+                <w:b/>
+                <w:bCs/>
+                <w:sz w:val="18"/>
+                <w:szCs w:val="18"/>
+                <w:lang w:bidi="es-ES"/>
+              </w:rPr>
+              <w:t>Unity</w:t>
+            </w:r>
+            <w:r>
+              <w:rPr>
+                <w:sz w:val="18"/>
+                <w:szCs w:val="18"/>
+                <w:lang w:bidi="es-ES"/>
+              </w:rPr>
+              <w:t xml:space="preserve"> y entornos de desarrollo como </w:t>
+            </w:r>
+            <w:r>
+              <w:rPr>
+                <w:b/>
+                <w:bCs/>
+                <w:sz w:val="18"/>
+                <w:szCs w:val="18"/>
+                <w:lang w:bidi="es-ES"/>
+              </w:rPr>
+              <w:t xml:space="preserve">Visual Studio, PyCharm </w:t>
+            </w:r>
+            <w:r>
+              <w:rPr>
+                <w:sz w:val="18"/>
+                <w:szCs w:val="18"/>
+                <w:lang w:bidi="es-ES"/>
+              </w:rPr>
+              <w:t>e</w:t>
+            </w:r>
+            <w:r>
+              <w:rPr>
+                <w:b/>
+                <w:bCs/>
+                <w:sz w:val="18"/>
+                <w:szCs w:val="18"/>
+                <w:lang w:bidi="es-ES"/>
+              </w:rPr>
+              <w:t xml:space="preserve"> IntelliJ IDEA</w:t>
+            </w:r>
+          </w:p>
+          <w:p>
+            <w:pPr>
+              <w:pStyle w:val="Listaconvietas"/>
+              <w:rPr>
+                <w:sz w:val="18"/>
+                <w:szCs w:val="18"/>
+                <w:lang w:bidi="es-ES"/>
+              </w:rPr>
+            </w:pPr>
+            <w:r>
+              <w:rPr>
+                <w:sz w:val="18"/>
+                <w:szCs w:val="18"/>
+                <w:lang w:bidi="es-ES"/>
+              </w:rPr>
+              <w:t>Conocimientos en servicios en la nube (</w:t>
+            </w:r>
+            <w:r>
+              <w:rPr>
+                <w:b/>
+                <w:bCs/>
+                <w:sz w:val="18"/>
+                <w:szCs w:val="18"/>
+                <w:lang w:bidi="es-ES"/>
+              </w:rPr>
+              <w:t>AWS</w:t>
+            </w:r>
+            <w:r>
+              <w:rPr>
+                <w:sz w:val="18"/>
+                <w:szCs w:val="18"/>
+                <w:lang w:bidi="es-ES"/>
+              </w:rPr>
+              <w:t xml:space="preserve">), incluyendo </w:t>
+            </w:r>
+            <w:r>
+              <w:rPr>
+                <w:b/>
+                <w:bCs/>
+                <w:sz w:val="18"/>
+                <w:szCs w:val="18"/>
+                <w:lang w:bidi="es-ES"/>
+              </w:rPr>
+              <w:t>EC2</w:t>
+            </w:r>
+            <w:r>
+              <w:rPr>
+                <w:sz w:val="18"/>
+                <w:szCs w:val="18"/>
+                <w:lang w:bidi="es-ES"/>
+              </w:rPr>
+              <w:t xml:space="preserve"> y </w:t>
+            </w:r>
+            <w:r>
+              <w:rPr>
+                <w:b/>
+                <w:bCs/>
+                <w:sz w:val="18"/>
+                <w:szCs w:val="18"/>
+                <w:lang w:bidi="es-ES"/>
+              </w:rPr>
+              <w:t>RDS</w:t>
+            </w:r>
+            <w:r>
+              <w:rPr>
+                <w:sz w:val="18"/>
+                <w:szCs w:val="18"/>
+                <w:lang w:bidi="es-ES"/>
+              </w:rPr>
+              <w:t xml:space="preserve">, así como en gestión de </w:t>
+            </w:r>
+            <w:r>
+              <w:rPr>
+                <w:b/>
+                <w:bCs/>
+                <w:sz w:val="18"/>
+                <w:szCs w:val="18"/>
+                <w:lang w:bidi="es-ES"/>
+              </w:rPr>
+              <w:t>bases de datos</w:t>
+            </w:r>
+            <w:r>
+              <w:rPr>
+                <w:sz w:val="18"/>
+                <w:szCs w:val="18"/>
+                <w:lang w:bidi="es-ES"/>
+              </w:rPr>
+              <w:t xml:space="preserve"> con </w:t>
+            </w:r>
+            <w:r>
+              <w:rPr>
+                <w:b/>
+                <w:bCs/>
+                <w:sz w:val="18"/>
+                <w:szCs w:val="18"/>
+                <w:lang w:bidi="es-ES"/>
+              </w:rPr>
+              <w:t>SQL</w:t>
+            </w:r>
+            <w:r>
+              <w:rPr>
+                <w:sz w:val="18"/>
+                <w:szCs w:val="18"/>
+                <w:lang w:bidi="es-ES"/>
+              </w:rPr>
+              <w:t xml:space="preserve"> y </w:t>
+            </w:r>
+            <w:r>
+              <w:rPr>
+                <w:b/>
+                <w:bCs/>
+                <w:sz w:val="18"/>
+                <w:szCs w:val="18"/>
+                <w:lang w:bidi="es-ES"/>
+              </w:rPr>
+              <w:t>SQL Server</w:t>
+            </w:r>
+          </w:p>
+          <w:p>
+            <w:pPr>
+              <w:pStyle w:val="Listaconvietas"/>
+              <w:rPr>
+                <w:sz w:val="18"/>
+                <w:szCs w:val="18"/>
+                <w:lang w:bidi="es-ES"/>
+              </w:rPr>
+            </w:pPr>
+            <w:r>
+              <w:rPr>
+                <w:sz w:val="18"/>
+                <w:szCs w:val="18"/>
+                <w:lang w:bidi="es-ES"/>
+              </w:rPr>
+              <w:t xml:space="preserve">Competencia en </w:t>
+            </w:r>
+            <w:r>
+              <w:rPr>
+                <w:b/>
+                <w:bCs/>
+                <w:sz w:val="18"/>
+                <w:szCs w:val="18"/>
+                <w:lang w:bidi="es-ES"/>
+              </w:rPr>
+              <w:t>Machine Learning</w:t>
+            </w:r>
+            <w:r>
+              <w:rPr>
+                <w:sz w:val="18"/>
+                <w:szCs w:val="18"/>
+                <w:lang w:bidi="es-ES"/>
+              </w:rPr>
+              <w:t xml:space="preserve"> utilizando </w:t>
+            </w:r>
+            <w:r>
+              <w:rPr>
+                <w:b/>
+                <w:bCs/>
+                <w:sz w:val="18"/>
+                <w:szCs w:val="18"/>
+                <w:lang w:bidi="es-ES"/>
+              </w:rPr>
+              <w:t xml:space="preserve">scikit-learn </w:t>
+            </w:r>
+            <w:r>
+              <w:rPr>
+                <w:sz w:val="18"/>
+                <w:szCs w:val="18"/>
+                <w:lang w:bidi="es-ES"/>
+              </w:rPr>
+              <w:t>y</w:t>
+            </w:r>
+            <w:r>
+              <w:rPr>
+                <w:b/>
+                <w:bCs/>
+                <w:sz w:val="18"/>
+                <w:szCs w:val="18"/>
+                <w:lang w:bidi="es-ES"/>
+              </w:rPr>
+              <w:t xml:space="preserve"> NumPy</w:t>
+            </w:r>
+          </w:p>
+          <w:p>
+            <w:pPr>
+              <w:pStyle w:val="Listaconvietas"/>
+              <w:rPr>
+                <w:sz w:val="18"/>
+                <w:szCs w:val="18"/>
+                <w:lang w:bidi="es-ES"/>
+              </w:rPr>
+            </w:pPr>
+            <w:r>
+              <w:rPr>
+                <w:sz w:val="18"/>
+                <w:szCs w:val="18"/>
+                <w:lang w:bidi="es-ES"/>
+              </w:rPr>
+              <w:t xml:space="preserve">Control de versiones y trabajo colaborativo con </w:t>
+            </w:r>
+            <w:r>
+              <w:rPr>
+                <w:b/>
+                <w:bCs/>
+                <w:sz w:val="18"/>
+                <w:szCs w:val="18"/>
+                <w:lang w:bidi="es-ES"/>
+              </w:rPr>
+              <w:t>Git</w:t>
+            </w:r>
+          </w:p>
+          <w:p>
+            <w:pPr>
+              <w:pStyle w:val="Listaconvietas"/>
+              <w:rPr>
+                <w:sz w:val="18"/>
+                <w:szCs w:val="18"/>
+                <w:lang w:bidi="es-ES"/>
+              </w:rPr>
+            </w:pPr>
+            <w:r>
+              <w:rPr>
+                <w:b/>
+                <w:bCs/>
+                <w:sz w:val="18"/>
+                <w:szCs w:val="18"/>
+                <w:lang w:bidi="es-ES"/>
+              </w:rPr>
+              <w:t>Trabajo en equipo</w:t>
+            </w:r>
+            <w:r>
+              <w:rPr>
+                <w:sz w:val="18"/>
+                <w:szCs w:val="18"/>
+                <w:lang w:bidi="es-ES"/>
+              </w:rPr>
+              <w:t xml:space="preserve"> y comunicación efectiva</w:t>
+            </w:r>
+          </w:p>
+          <w:p>
+            <w:pPr>
+              <w:pStyle w:val="Listaconvietas"/>
+              <w:rPr>
+                <w:sz w:val="18"/>
+                <w:szCs w:val="18"/>
+                <w:lang w:bidi="es-ES"/>
+              </w:rPr>
+            </w:pPr>
+            <w:r>
+              <w:rPr>
+                <w:sz w:val="18"/>
+                <w:szCs w:val="18"/>
+                <w:lang w:bidi="es-ES"/>
+              </w:rPr>
+              <w:t xml:space="preserve">Pensamiento </w:t>
+            </w:r>
+            <w:r>
+              <w:rPr>
+                <w:b/>
+                <w:bCs/>
+                <w:sz w:val="18"/>
+                <w:szCs w:val="18"/>
+                <w:lang w:bidi="es-ES"/>
+              </w:rPr>
+              <w:t>creativo</w:t>
+            </w:r>
+            <w:r>
+              <w:rPr>
+                <w:sz w:val="18"/>
+                <w:szCs w:val="18"/>
+                <w:lang w:bidi="es-ES"/>
+              </w:rPr>
+              <w:t xml:space="preserve"> e </w:t>
+            </w:r>
+            <w:r>
+              <w:rPr>
+                <w:b/>
+                <w:bCs/>
+                <w:sz w:val="18"/>
+                <w:szCs w:val="18"/>
+                <w:lang w:bidi="es-ES"/>
+              </w:rPr>
+              <w:t>innovador</w:t>
+            </w:r>
+            <w:r>
+              <w:rPr>
+                <w:b/>
+                <w:bCs/>
+                <w:sz w:val="18"/>
+                <w:szCs w:val="18"/>
+                <w:lang w:bidi="es-ES"/>
               </w:rPr>
               <w:t xml:space="preserve">, </w:t>
             </w:r>
             <w:r>
               <w:rPr>
-                <w:b/>
-                <w:bCs/>
-                <w:noProof/>
-                <w:sz w:val="18"/>
-                <w:szCs w:val="18"/>
-                <w:lang w:val="en-US" w:bidi="es-ES"/>
-              </w:rPr>
-              <w:t>C#</w:t>
-            </w:r>
-            <w:r>
-              <w:rPr>
-                <w:b/>
-                <w:bCs/>
-                <w:noProof/>
-                <w:sz w:val="18"/>
-                <w:szCs w:val="18"/>
-                <w:lang w:val="en-US" w:bidi="es-ES"/>
-              </w:rPr>
-              <w:t xml:space="preserve">, Java </w:t>
-            </w:r>
-            <w:r>
-              <w:rPr>
-                <w:noProof/>
-                <w:sz w:val="18"/>
-                <w:szCs w:val="18"/>
-                <w:lang w:val="en-US" w:bidi="es-ES"/>
-              </w:rPr>
-              <w:t>and</w:t>
-            </w:r>
-            <w:r>
-              <w:rPr>
-                <w:b/>
-                <w:bCs/>
-                <w:noProof/>
-                <w:sz w:val="18"/>
-                <w:szCs w:val="18"/>
-                <w:lang w:val="en-US" w:bidi="es-ES"/>
-              </w:rPr>
-              <w:t xml:space="preserve"> Python</w:t>
+                <w:sz w:val="18"/>
+                <w:szCs w:val="18"/>
+                <w:lang w:bidi="es-ES"/>
+              </w:rPr>
+              <w:t>adaptabilidad</w:t>
+            </w:r>
+            <w:r>
+              <w:rPr>
+                <w:b/>
+                <w:bCs/>
+                <w:sz w:val="18"/>
+                <w:szCs w:val="18"/>
+                <w:lang w:bidi="es-ES"/>
+              </w:rPr>
+              <w:t xml:space="preserve"> y </w:t>
+            </w:r>
+            <w:r>
+              <w:rPr>
+                <w:b/>
+                <w:bCs/>
+                <w:sz w:val="18"/>
+                <w:szCs w:val="18"/>
+                <w:lang w:bidi="es-ES"/>
+              </w:rPr>
+              <w:t>aprendizaje</w:t>
             </w:r>
           </w:p>
           <w:p>
             <w:pPr>
               <w:pStyle w:val="Listaconvietas"/>
-              <w:jc w:val="both"/>
-              <w:rPr>
-                <w:noProof/>
-                <w:sz w:val="18"/>
-                <w:szCs w:val="18"/>
-                <w:lang w:val="en-US" w:bidi="es-ES"/>
-              </w:rPr>
-            </w:pPr>
-            <w:r>
-              <w:rPr>
-                <w:noProof/>
-                <w:sz w:val="18"/>
-                <w:szCs w:val="18"/>
-                <w:lang w:val="en-US" w:bidi="es-ES"/>
-              </w:rPr>
-              <w:t xml:space="preserve">Proficient </w:t>
-            </w:r>
-            <w:r>
-              <w:rPr>
-                <w:noProof/>
-                <w:sz w:val="18"/>
-                <w:szCs w:val="18"/>
-                <w:lang w:val="en-US" w:bidi="es-ES"/>
-              </w:rPr>
-              <w:t xml:space="preserve">in </w:t>
-            </w:r>
-            <w:r>
-              <w:rPr>
-                <w:b/>
-                <w:bCs/>
-                <w:noProof/>
-                <w:sz w:val="18"/>
-                <w:szCs w:val="18"/>
-                <w:lang w:val="en-US" w:bidi="es-ES"/>
-              </w:rPr>
-              <w:t>Unity</w:t>
-            </w:r>
-            <w:r>
-              <w:rPr>
-                <w:noProof/>
-                <w:sz w:val="18"/>
-                <w:szCs w:val="18"/>
-                <w:lang w:val="en-US" w:bidi="es-ES"/>
-              </w:rPr>
-              <w:t xml:space="preserve"> and development environments such as </w:t>
-            </w:r>
-            <w:r>
-              <w:rPr>
-                <w:b/>
-                <w:bCs/>
-                <w:noProof/>
-                <w:sz w:val="18"/>
-                <w:szCs w:val="18"/>
-                <w:lang w:val="en-US" w:bidi="es-ES"/>
-              </w:rPr>
-              <w:t xml:space="preserve">Visual Studio, PyCharm </w:t>
-            </w:r>
-            <w:r>
-              <w:rPr>
-                <w:noProof/>
-                <w:sz w:val="18"/>
-                <w:szCs w:val="18"/>
-                <w:lang w:val="en-US" w:bidi="es-ES"/>
-              </w:rPr>
-              <w:t>and</w:t>
-            </w:r>
-            <w:r>
-              <w:rPr>
-                <w:b/>
-                <w:bCs/>
-                <w:noProof/>
-                <w:sz w:val="18"/>
-                <w:szCs w:val="18"/>
-                <w:lang w:val="en-US" w:bidi="es-ES"/>
-              </w:rPr>
-              <w:t xml:space="preserve"> IntelliJ IDEA</w:t>
-            </w:r>
-          </w:p>
-          <w:p>
-            <w:pPr>
-              <w:pStyle w:val="Listaconvietas"/>
-              <w:jc w:val="both"/>
-              <w:rPr>
-                <w:noProof/>
-                <w:sz w:val="18"/>
-                <w:szCs w:val="18"/>
-                <w:lang w:val="en-US" w:bidi="es-ES"/>
-              </w:rPr>
-            </w:pPr>
-            <w:r>
-              <w:rPr>
-                <w:noProof/>
-                <w:sz w:val="18"/>
-                <w:szCs w:val="18"/>
-                <w:lang w:val="en-US" w:bidi="es-ES"/>
-              </w:rPr>
-              <w:t>Proficient in Cloud Services (</w:t>
-            </w:r>
-            <w:r>
-              <w:rPr>
-                <w:b/>
-                <w:bCs/>
-                <w:noProof/>
-                <w:sz w:val="18"/>
-                <w:szCs w:val="18"/>
-                <w:lang w:val="en-US" w:bidi="es-ES"/>
-              </w:rPr>
-              <w:t>AWS</w:t>
-            </w:r>
-            <w:r>
-              <w:rPr>
-                <w:noProof/>
-                <w:sz w:val="18"/>
-                <w:szCs w:val="18"/>
-                <w:lang w:val="en-US" w:bidi="es-ES"/>
-              </w:rPr>
-              <w:t xml:space="preserve">), including </w:t>
-            </w:r>
-            <w:r>
-              <w:rPr>
-                <w:b/>
-                <w:bCs/>
-                <w:noProof/>
-                <w:sz w:val="18"/>
-                <w:szCs w:val="18"/>
-                <w:lang w:val="en-US" w:bidi="es-ES"/>
-              </w:rPr>
-              <w:t>EC2</w:t>
-            </w:r>
-            <w:r>
-              <w:rPr>
-                <w:noProof/>
-                <w:sz w:val="18"/>
-                <w:szCs w:val="18"/>
-                <w:lang w:val="en-US" w:bidi="es-ES"/>
-              </w:rPr>
-              <w:t xml:space="preserve"> </w:t>
-            </w:r>
-            <w:r>
-              <w:rPr>
-                <w:noProof/>
-                <w:sz w:val="18"/>
-                <w:szCs w:val="18"/>
-                <w:lang w:val="en-US" w:bidi="es-ES"/>
-              </w:rPr>
-              <w:t xml:space="preserve">and </w:t>
-            </w:r>
-            <w:r>
-              <w:rPr>
-                <w:b/>
-                <w:bCs/>
-                <w:noProof/>
-                <w:sz w:val="18"/>
-                <w:szCs w:val="18"/>
-                <w:lang w:val="en-US" w:bidi="es-ES"/>
-              </w:rPr>
-              <w:t>RDS</w:t>
-            </w:r>
-            <w:r>
-              <w:rPr>
-                <w:noProof/>
-                <w:sz w:val="18"/>
-                <w:szCs w:val="18"/>
-                <w:lang w:val="en-US" w:bidi="es-ES"/>
-              </w:rPr>
-              <w:t xml:space="preserve">, as well as </w:t>
-            </w:r>
-            <w:r>
-              <w:rPr>
-                <w:b/>
-                <w:bCs/>
-                <w:noProof/>
-                <w:sz w:val="18"/>
-                <w:szCs w:val="18"/>
-                <w:lang w:val="en-US" w:bidi="es-ES"/>
-              </w:rPr>
-              <w:t>database</w:t>
-            </w:r>
-            <w:r>
-              <w:rPr>
-                <w:noProof/>
-                <w:sz w:val="18"/>
-                <w:szCs w:val="18"/>
-                <w:lang w:val="en-US" w:bidi="es-ES"/>
-              </w:rPr>
-              <w:t xml:space="preserve"> management</w:t>
-            </w:r>
-            <w:r>
-              <w:rPr>
-                <w:noProof/>
-                <w:sz w:val="18"/>
-                <w:szCs w:val="18"/>
-                <w:lang w:val="en-US" w:bidi="es-ES"/>
-              </w:rPr>
-              <w:t xml:space="preserve"> with </w:t>
-            </w:r>
-            <w:r>
-              <w:rPr>
-                <w:b/>
-                <w:bCs/>
-                <w:noProof/>
-                <w:sz w:val="18"/>
-                <w:szCs w:val="18"/>
-                <w:lang w:val="en-US" w:bidi="es-ES"/>
-              </w:rPr>
-              <w:t>SQL</w:t>
-            </w:r>
-          </w:p>
-          <w:p>
-            <w:pPr>
-              <w:pStyle w:val="Listaconvietas"/>
-              <w:jc w:val="both"/>
-              <w:rPr>
-                <w:noProof/>
-                <w:sz w:val="18"/>
-                <w:szCs w:val="18"/>
-                <w:lang w:val="en-US" w:bidi="es-ES"/>
-              </w:rPr>
-            </w:pPr>
-            <w:r>
-              <w:rPr>
-                <w:noProof/>
-                <w:sz w:val="18"/>
-                <w:szCs w:val="18"/>
-                <w:lang w:val="en-US" w:bidi="es-ES"/>
-              </w:rPr>
-              <w:t xml:space="preserve">Version Control and Collaboration with </w:t>
-            </w:r>
-            <w:r>
-              <w:rPr>
-                <w:b/>
-                <w:bCs/>
-                <w:noProof/>
-                <w:sz w:val="18"/>
-                <w:szCs w:val="18"/>
-                <w:lang w:val="en-US" w:bidi="es-ES"/>
-              </w:rPr>
-              <w:t>Git</w:t>
-            </w:r>
-          </w:p>
-          <w:p>
-            <w:pPr>
-              <w:pStyle w:val="Listaconvietas"/>
-              <w:jc w:val="both"/>
-              <w:rPr>
-                <w:noProof/>
-                <w:sz w:val="18"/>
-                <w:szCs w:val="18"/>
-                <w:lang w:bidi="es-ES"/>
-              </w:rPr>
-            </w:pPr>
-            <w:r>
-              <w:rPr>
-                <w:b/>
-                <w:bCs/>
-                <w:noProof/>
-                <w:sz w:val="18"/>
-                <w:szCs w:val="18"/>
-                <w:lang w:bidi="es-ES"/>
-              </w:rPr>
-              <w:t>Teamwork</w:t>
-            </w:r>
-            <w:r>
-              <w:rPr>
-                <w:noProof/>
-                <w:sz w:val="18"/>
-                <w:szCs w:val="18"/>
-                <w:lang w:bidi="es-ES"/>
-              </w:rPr>
-              <w:t xml:space="preserve"> and Effective Communication</w:t>
-            </w:r>
-          </w:p>
-          <w:p>
-            <w:pPr>
-              <w:pStyle w:val="Listaconvietas"/>
-              <w:jc w:val="both"/>
-              <w:rPr>
-                <w:noProof/>
-                <w:sz w:val="18"/>
-                <w:szCs w:val="18"/>
-                <w:lang w:bidi="es-ES"/>
-              </w:rPr>
-            </w:pPr>
-            <w:r>
-              <w:rPr>
-                <w:b/>
-                <w:bCs/>
-                <w:noProof/>
-                <w:sz w:val="18"/>
-                <w:szCs w:val="18"/>
-                <w:lang w:bidi="es-ES"/>
-              </w:rPr>
-              <w:t>Creative</w:t>
-            </w:r>
-            <w:r>
-              <w:rPr>
-                <w:noProof/>
-                <w:sz w:val="18"/>
-                <w:szCs w:val="18"/>
-                <w:lang w:bidi="es-ES"/>
-              </w:rPr>
-              <w:t xml:space="preserve"> and </w:t>
-            </w:r>
-            <w:r>
-              <w:rPr>
-                <w:b/>
-                <w:bCs/>
-                <w:noProof/>
-                <w:sz w:val="18"/>
-                <w:szCs w:val="18"/>
-                <w:lang w:bidi="es-ES"/>
-              </w:rPr>
-              <w:t>Innovative</w:t>
-            </w:r>
-            <w:r>
-              <w:rPr>
-                <w:noProof/>
-                <w:sz w:val="18"/>
-                <w:szCs w:val="18"/>
-                <w:lang w:bidi="es-ES"/>
-              </w:rPr>
-              <w:t xml:space="preserve"> Thinking</w:t>
-            </w:r>
-          </w:p>
-          <w:p>
-            <w:pPr>
-              <w:pStyle w:val="Listaconvietas"/>
-              <w:jc w:val="both"/>
-              <w:rPr>
-                <w:noProof/>
-                <w:sz w:val="18"/>
-                <w:szCs w:val="18"/>
-                <w:lang w:bidi="es-ES"/>
-              </w:rPr>
-            </w:pPr>
-            <w:r>
-              <w:rPr>
-                <w:noProof/>
-                <w:sz w:val="18"/>
-                <w:szCs w:val="18"/>
-                <w:lang w:bidi="es-ES"/>
-              </w:rPr>
-              <w:t>Complex Problem-Solving</w:t>
-            </w:r>
-          </w:p>
-          <w:p>
-            <w:pPr>
-              <w:pStyle w:val="Listaconvietas"/>
-              <w:jc w:val="both"/>
-              <w:rPr>
-                <w:noProof/>
-                <w:sz w:val="18"/>
-                <w:szCs w:val="18"/>
-                <w:lang w:bidi="es-ES"/>
-              </w:rPr>
-            </w:pPr>
-            <w:r>
-              <w:rPr>
-                <w:noProof/>
-                <w:sz w:val="18"/>
-                <w:szCs w:val="18"/>
-                <w:lang w:bidi="es-ES"/>
-              </w:rPr>
-              <w:t xml:space="preserve">Ability to </w:t>
-            </w:r>
-            <w:r>
-              <w:rPr>
-                <w:b/>
-                <w:bCs/>
-                <w:noProof/>
-                <w:sz w:val="18"/>
-                <w:szCs w:val="18"/>
-                <w:lang w:bidi="es-ES"/>
-              </w:rPr>
-              <w:t>Work</w:t>
-            </w:r>
-            <w:r>
-              <w:rPr>
-                <w:noProof/>
-                <w:sz w:val="18"/>
-                <w:szCs w:val="18"/>
-                <w:lang w:bidi="es-ES"/>
-              </w:rPr>
-              <w:t xml:space="preserve"> Under Pressure</w:t>
-            </w:r>
-          </w:p>
-          <w:p>
-            <w:pPr>
-              <w:pStyle w:val="Listaconvietas"/>
-              <w:jc w:val="both"/>
-              <w:rPr>
-                <w:b/>
-                <w:bCs/>
-                <w:noProof/>
-                <w:sz w:val="18"/>
-                <w:szCs w:val="18"/>
-                <w:lang w:bidi="es-ES"/>
-              </w:rPr>
-            </w:pPr>
-            <w:r>
-              <w:rPr>
-                <w:noProof/>
-                <w:sz w:val="18"/>
-                <w:szCs w:val="18"/>
-                <w:lang w:bidi="es-ES"/>
-              </w:rPr>
-              <w:t xml:space="preserve">Adaptability and </w:t>
-            </w:r>
-            <w:r>
-              <w:rPr>
-                <w:b/>
-                <w:bCs/>
-                <w:noProof/>
-                <w:sz w:val="18"/>
-                <w:szCs w:val="18"/>
-                <w:lang w:bidi="es-ES"/>
-              </w:rPr>
-              <w:t>Continuous Learning</w:t>
-            </w:r>
-          </w:p>
-          <w:p>
-            <w:pPr>
-              <w:pStyle w:val="Listaconvietas"/>
-              <w:numPr>
-                <w:ilvl w:val="0"/>
-                <w:numId w:val="0"/>
-              </w:numPr>
-              <w:ind w:left="420"/>
-              <w:jc w:val="both"/>
-              <w:rPr>
-                <w:noProof/>
-                <w:color w:val="FFFFFF" w:themeColor="background1"/>
-                <w:lang w:val="en-US"/>
-              </w:rPr>
-            </w:pPr>
+              <w:rPr>
+                <w:b/>
+                <w:bCs/>
+                <w:sz w:val="18"/>
+                <w:szCs w:val="18"/>
+                <w:lang w:bidi="es-ES"/>
+              </w:rPr>
+            </w:pPr>
+            <w:r>
+              <w:rPr>
+                <w:sz w:val="18"/>
+                <w:szCs w:val="18"/>
+                <w:lang w:bidi="es-ES"/>
+              </w:rPr>
+              <w:t xml:space="preserve">Capacidad para </w:t>
+            </w:r>
+            <w:r>
+              <w:rPr>
+                <w:b/>
+                <w:bCs/>
+                <w:sz w:val="18"/>
+                <w:szCs w:val="18"/>
+                <w:lang w:bidi="es-ES"/>
+              </w:rPr>
+              <w:t>trabajar</w:t>
+            </w:r>
+            <w:r>
+              <w:rPr>
+                <w:sz w:val="18"/>
+                <w:szCs w:val="18"/>
+                <w:lang w:bidi="es-ES"/>
+              </w:rPr>
+              <w:t xml:space="preserve"> bajo presión y </w:t>
+            </w:r>
+            <w:r>
+              <w:rPr>
+                <w:b/>
+                <w:bCs/>
+                <w:sz w:val="18"/>
+                <w:szCs w:val="18"/>
+                <w:lang w:bidi="es-ES"/>
+              </w:rPr>
+              <w:t>resolver problemas complejos</w:t>
+            </w:r>
           </w:p>
         </w:tc>
       </w:tr>
@@ -1806,10 +1631,6 @@
         <w:tabs>
           <w:tab w:val="left" w:pos="990"/>
         </w:tabs>
-        <w:rPr>
-          <w:noProof/>
-          <w:lang w:val="en-US"/>
-        </w:rPr>
       </w:pPr>
     </w:p>
     <w:sectPr>
@@ -1869,7 +1690,6 @@
     </w:pPr>
     <w:r>
       <w:rPr>
-        <w:noProof/>
         <w:lang w:bidi="es-ES"/>
       </w:rPr>
       <w:drawing>
@@ -2465,6 +2285,7 @@
     <w:qFormat/>
     <w:rsid w:val="00B359E4"/>
     <w:rPr>
+      <w:noProof/>
       <w:sz w:val="18"/>
       <w:szCs w:val="22"/>
     </w:rPr>
@@ -3141,6 +2962,15 @@
 </file>
 
 <file path=customXml/item2.xml><?xml version="1.0" encoding="utf-8"?>
+<p:properties xmlns:p="http://schemas.microsoft.com/office/2006/metadata/properties" xmlns:xsi="http://www.w3.org/2001/XMLSchema-instance" xmlns:pc="http://schemas.microsoft.com/office/infopath/2007/PartnerControls">
+  <documentManagement>
+    <Status xmlns="71af3243-3dd4-4a8d-8c0d-dd76da1f02a5">Not started</Status>
+    <MediaServiceKeyPoints xmlns="71af3243-3dd4-4a8d-8c0d-dd76da1f02a5" xsi:nil="true"/>
+  </documentManagement>
+</p:properties>
+</file>
+
+<file path=customXml/item3.xml><?xml version="1.0" encoding="utf-8"?>
 <ct:contentTypeSchema xmlns:ct="http://schemas.microsoft.com/office/2006/metadata/contentType" xmlns:ma="http://schemas.microsoft.com/office/2006/metadata/properties/metaAttributes" ct:_="" ma:_="" ma:contentTypeName="Document" ma:contentTypeID="0x01010079F111ED35F8CC479449609E8A0923A6" ma:contentTypeVersion="12" ma:contentTypeDescription="Create a new document." ma:contentTypeScope="" ma:versionID="7e3f163ba23981de9af4e94a4fc3c170">
   <xsd:schema xmlns:xsd="http://www.w3.org/2001/XMLSchema" xmlns:xs="http://www.w3.org/2001/XMLSchema" xmlns:p="http://schemas.microsoft.com/office/2006/metadata/properties" xmlns:ns2="71af3243-3dd4-4a8d-8c0d-dd76da1f02a5" xmlns:ns3="16c05727-aa75-4e4a-9b5f-8a80a1165891" targetNamespace="http://schemas.microsoft.com/office/2006/metadata/properties" ma:root="true" ma:fieldsID="77303e74caa42b09a8f0afd286949429" ns2:_="" ns3:_="">
     <xsd:import namespace="71af3243-3dd4-4a8d-8c0d-dd76da1f02a5"/>
@@ -3361,15 +3191,6 @@
 </ct:contentTypeSchema>
 </file>
 
-<file path=customXml/item3.xml><?xml version="1.0" encoding="utf-8"?>
-<p:properties xmlns:p="http://schemas.microsoft.com/office/2006/metadata/properties" xmlns:xsi="http://www.w3.org/2001/XMLSchema-instance" xmlns:pc="http://schemas.microsoft.com/office/infopath/2007/PartnerControls">
-  <documentManagement>
-    <Status xmlns="71af3243-3dd4-4a8d-8c0d-dd76da1f02a5">Not started</Status>
-    <MediaServiceKeyPoints xmlns="71af3243-3dd4-4a8d-8c0d-dd76da1f02a5" xsi:nil="true"/>
-  </documentManagement>
-</p:properties>
-</file>
-
 <file path=customXml/itemProps1.xml><?xml version="1.0" encoding="utf-8"?>
 <ds:datastoreItem xmlns:ds="http://schemas.openxmlformats.org/officeDocument/2006/customXml" ds:itemID="{1D0E2382-5591-401A-A28C-1B9AC7DEAC8C}">
   <ds:schemaRefs>
@@ -3379,6 +3200,16 @@
 </file>
 
 <file path=customXml/itemProps2.xml><?xml version="1.0" encoding="utf-8"?>
+<ds:datastoreItem xmlns:ds="http://schemas.openxmlformats.org/officeDocument/2006/customXml" ds:itemID="{D56F0318-DD74-4209-B83C-7974AE636B91}">
+  <ds:schemaRefs>
+    <ds:schemaRef ds:uri="http://schemas.microsoft.com/office/2006/metadata/properties"/>
+    <ds:schemaRef ds:uri="http://schemas.microsoft.com/office/infopath/2007/PartnerControls"/>
+    <ds:schemaRef ds:uri="71af3243-3dd4-4a8d-8c0d-dd76da1f02a5"/>
+  </ds:schemaRefs>
+</ds:datastoreItem>
+</file>
+
+<file path=customXml/itemProps3.xml><?xml version="1.0" encoding="utf-8"?>
 <ds:datastoreItem xmlns:ds="http://schemas.openxmlformats.org/officeDocument/2006/customXml" ds:itemID="{EE377617-B5FB-4A76-AFC1-693928465617}">
   <ds:schemaRefs>
     <ds:schemaRef ds:uri="http://schemas.microsoft.com/office/2006/metadata/contentType"/>
@@ -3395,14 +3226,4 @@
     <ds:schemaRef ds:uri="http://schemas.microsoft.com/internal/obd"/>
   </ds:schemaRefs>
 </ds:datastoreItem>
-</file>
-
-<file path=customXml/itemProps3.xml><?xml version="1.0" encoding="utf-8"?>
-<ds:datastoreItem xmlns:ds="http://schemas.openxmlformats.org/officeDocument/2006/customXml" ds:itemID="{D56F0318-DD74-4209-B83C-7974AE636B91}">
-  <ds:schemaRefs>
-    <ds:schemaRef ds:uri="http://schemas.microsoft.com/office/2006/metadata/properties"/>
-    <ds:schemaRef ds:uri="http://schemas.microsoft.com/office/infopath/2007/PartnerControls"/>
-    <ds:schemaRef ds:uri="71af3243-3dd4-4a8d-8c0d-dd76da1f02a5"/>
-  </ds:schemaRefs>
-</ds:datastoreItem>
 </file>
--- a/CV Pablo Prior Molina Sp.docx
+++ b/CV Pablo Prior Molina Sp.docx
@@ -676,6 +676,40 @@
               <w:rPr>
                 <w:b/>
                 <w:bCs/>
+                <w:lang w:val="en-US"/>
+              </w:rPr>
+            </w:pPr>
+            <w:r>
+              <w:rPr>
+                <w:b/>
+                <w:bCs/>
+                <w:lang w:val="en-US"/>
+              </w:rPr>
+              <w:t xml:space="preserve">Bosch Manufacturing Solutions | BMG Spain </w:t>
+            </w:r>
+          </w:p>
+          <w:p>
+            <w:r>
+              <w:t>202</w:t>
+            </w:r>
+            <w:r>
+              <w:t>6 - Presente</w:t>
+            </w:r>
+          </w:p>
+          <w:p>
+            <w:r>
+              <w:t>Desarrollo de motor de recomendación de IA generativa para piezas mecánicas y eléctricas, ingesta de datos y RAG</w:t>
+            </w:r>
+            <w:r>
+              <w:t>.</w:t>
+            </w:r>
+          </w:p>
+          <w:p/>
+          <w:p>
+            <w:pPr>
+              <w:rPr>
+                <w:b/>
+                <w:bCs/>
               </w:rPr>
             </w:pPr>
             <w:r>
@@ -767,37 +801,60 @@
           <w:p>
             <w:pPr>
               <w:jc w:val="both"/>
+              <w:rPr>
+                <w:lang w:val="en-US"/>
+              </w:rPr>
             </w:pPr>
             <w:hyperlink r:id="rId13" w:history="1">
               <w:r>
                 <w:rPr>
                   <w:rStyle w:val="Hipervnculo"/>
+                  <w:lang w:val="en-US"/>
                 </w:rPr>
                 <w:t>Link</w:t>
               </w:r>
             </w:hyperlink>
           </w:p>
-          <w:p/>
-          <w:p>
-            <w:pPr>
-              <w:rPr>
-                <w:b/>
-                <w:bCs/>
-              </w:rPr>
-            </w:pPr>
-            <w:r>
-              <w:rPr>
-                <w:b/>
-                <w:bCs/>
+          <w:p>
+            <w:pPr>
+              <w:rPr>
+                <w:lang w:val="en-US"/>
+              </w:rPr>
+            </w:pPr>
+          </w:p>
+          <w:p>
+            <w:pPr>
+              <w:rPr>
+                <w:b/>
+                <w:bCs/>
+                <w:lang w:val="en-US"/>
+              </w:rPr>
+            </w:pPr>
+            <w:r>
+              <w:rPr>
+                <w:b/>
+                <w:bCs/>
+                <w:lang w:val="en-US"/>
               </w:rPr>
               <w:t>The Shop Next Door</w:t>
             </w:r>
           </w:p>
           <w:p>
-            <w:r>
+            <w:pPr>
+              <w:rPr>
+                <w:lang w:val="en-US"/>
+              </w:rPr>
+            </w:pPr>
+            <w:r>
+              <w:rPr>
+                <w:lang w:val="en-US"/>
+              </w:rPr>
               <w:t>2024</w:t>
             </w:r>
             <w:r>
+              <w:rPr>
+                <w:lang w:val="en-US"/>
+              </w:rPr>
               <w:t>-2025</w:t>
             </w:r>
           </w:p>
@@ -850,56 +907,6 @@
           </w:p>
           <w:p>
             <w:pPr>
-              <w:pStyle w:val="Ttulo4"/>
-              <w:rPr>
-                <w:bCs/>
-              </w:rPr>
-            </w:pPr>
-            <w:r>
-              <w:rPr>
-                <w:lang w:bidi="es-ES"/>
-              </w:rPr>
-              <w:t xml:space="preserve">Decor Dilemma </w:t>
-            </w:r>
-          </w:p>
-          <w:p>
-            <w:r>
-              <w:t>2024</w:t>
-            </w:r>
-          </w:p>
-          <w:p>
-            <w:r>
-              <w:t xml:space="preserve">Responsable del desarrollo de mecánicas, la adaptación a </w:t>
-            </w:r>
-            <w:r>
-              <w:rPr>
-                <w:b/>
-                <w:bCs/>
-              </w:rPr>
-              <w:t>realidad virtual (VR)</w:t>
-            </w:r>
-            <w:r>
-              <w:t xml:space="preserve"> y los aspectos técnicos del entorno VR.</w:t>
-            </w:r>
-          </w:p>
-          <w:p>
-            <w:pPr>
-              <w:rPr>
-                <w:color w:val="B85A22" w:themeColor="accent2" w:themeShade="BF"/>
-                <w:u w:val="single"/>
-              </w:rPr>
-            </w:pPr>
-            <w:hyperlink r:id="rId15" w:history="1">
-              <w:r>
-                <w:rPr>
-                  <w:rStyle w:val="Hipervnculo"/>
-                </w:rPr>
-                <w:t>Play Game</w:t>
-              </w:r>
-            </w:hyperlink>
-          </w:p>
-          <w:p>
-            <w:pPr>
               <w:pStyle w:val="Ttulo2"/>
             </w:pPr>
             <w:r>
@@ -1634,7 +1641,7 @@
       </w:pPr>
     </w:p>
     <w:sectPr>
-      <w:headerReference w:type="default" r:id="rId16"/>
+      <w:headerReference w:type="default" r:id="rId15"/>
       <w:pgSz w:w="11906" w:h="16838" w:code="9"/>
       <w:pgMar w:top="720" w:right="562" w:bottom="720" w:left="562" w:header="720" w:footer="720" w:gutter="0"/>
       <w:cols w:space="720"/>
@@ -2953,21 +2960,21 @@
 </file>
 
 <file path=customXml/item1.xml><?xml version="1.0" encoding="utf-8"?>
+<p:properties xmlns:p="http://schemas.microsoft.com/office/2006/metadata/properties" xmlns:xsi="http://www.w3.org/2001/XMLSchema-instance" xmlns:pc="http://schemas.microsoft.com/office/infopath/2007/PartnerControls">
+  <documentManagement>
+    <Status xmlns="71af3243-3dd4-4a8d-8c0d-dd76da1f02a5">Not started</Status>
+    <MediaServiceKeyPoints xmlns="71af3243-3dd4-4a8d-8c0d-dd76da1f02a5" xsi:nil="true"/>
+  </documentManagement>
+</p:properties>
+</file>
+
+<file path=customXml/item2.xml><?xml version="1.0" encoding="utf-8"?>
 <?mso-contentType ?>
 <FormTemplates xmlns="http://schemas.microsoft.com/sharepoint/v3/contenttype/forms">
   <Display>DocumentLibraryForm</Display>
   <Edit>DocumentLibraryForm</Edit>
   <New>DocumentLibraryForm</New>
 </FormTemplates>
-</file>
-
-<file path=customXml/item2.xml><?xml version="1.0" encoding="utf-8"?>
-<p:properties xmlns:p="http://schemas.microsoft.com/office/2006/metadata/properties" xmlns:xsi="http://www.w3.org/2001/XMLSchema-instance" xmlns:pc="http://schemas.microsoft.com/office/infopath/2007/PartnerControls">
-  <documentManagement>
-    <Status xmlns="71af3243-3dd4-4a8d-8c0d-dd76da1f02a5">Not started</Status>
-    <MediaServiceKeyPoints xmlns="71af3243-3dd4-4a8d-8c0d-dd76da1f02a5" xsi:nil="true"/>
-  </documentManagement>
-</p:properties>
 </file>
 
 <file path=customXml/item3.xml><?xml version="1.0" encoding="utf-8"?>
@@ -3192,19 +3199,19 @@
 </file>
 
 <file path=customXml/itemProps1.xml><?xml version="1.0" encoding="utf-8"?>
-<ds:datastoreItem xmlns:ds="http://schemas.openxmlformats.org/officeDocument/2006/customXml" ds:itemID="{1D0E2382-5591-401A-A28C-1B9AC7DEAC8C}">
+<ds:datastoreItem xmlns:ds="http://schemas.openxmlformats.org/officeDocument/2006/customXml" ds:itemID="{D56F0318-DD74-4209-B83C-7974AE636B91}">
   <ds:schemaRefs>
-    <ds:schemaRef ds:uri="http://schemas.microsoft.com/sharepoint/v3/contenttype/forms"/>
+    <ds:schemaRef ds:uri="http://schemas.microsoft.com/office/2006/metadata/properties"/>
+    <ds:schemaRef ds:uri="http://schemas.microsoft.com/office/infopath/2007/PartnerControls"/>
+    <ds:schemaRef ds:uri="71af3243-3dd4-4a8d-8c0d-dd76da1f02a5"/>
   </ds:schemaRefs>
 </ds:datastoreItem>
 </file>
 
 <file path=customXml/itemProps2.xml><?xml version="1.0" encoding="utf-8"?>
-<ds:datastoreItem xmlns:ds="http://schemas.openxmlformats.org/officeDocument/2006/customXml" ds:itemID="{D56F0318-DD74-4209-B83C-7974AE636B91}">
+<ds:datastoreItem xmlns:ds="http://schemas.openxmlformats.org/officeDocument/2006/customXml" ds:itemID="{1D0E2382-5591-401A-A28C-1B9AC7DEAC8C}">
   <ds:schemaRefs>
-    <ds:schemaRef ds:uri="http://schemas.microsoft.com/office/2006/metadata/properties"/>
-    <ds:schemaRef ds:uri="http://schemas.microsoft.com/office/infopath/2007/PartnerControls"/>
-    <ds:schemaRef ds:uri="71af3243-3dd4-4a8d-8c0d-dd76da1f02a5"/>
+    <ds:schemaRef ds:uri="http://schemas.microsoft.com/sharepoint/v3/contenttype/forms"/>
   </ds:schemaRefs>
 </ds:datastoreItem>
 </file>
